--- a/docx/final/16_用户使用手册.docx
+++ b/docx/final/16_用户使用手册.docx
@@ -2056,7 +2056,7 @@
       </w:r>
     </w:p>
     <w:bookmarkEnd w:id="25"/>
-    <w:bookmarkStart w:id="26" w:name="查看输出"/>
+    <w:bookmarkStart w:id="27" w:name="查看输出"/>
     <w:p>
       <w:pPr>
         <w:pStyle w:val="Heading2"/>
@@ -2184,15 +2184,16 @@
         <w:t xml:space="preserve"> run python my_script.py</w:t>
       </w:r>
     </w:p>
+    <w:bookmarkStart w:id="26" w:name="常见输出文件说明"/>
     <w:p>
       <w:pPr>
-        <w:pStyle w:val="FirstParagraph"/>
-      </w:pPr>
-      <w:r>
-        <w:rPr>
-          <w:rFonts w:ascii="宋体" w:hAnsi="宋体" w:eastAsia="宋体"/>
-        </w:rPr>
-        <w:t xml:space="preserve">常见输出文件：</w:t>
+        <w:pStyle w:val="Heading3"/>
+      </w:pPr>
+      <w:r>
+        <w:rPr>
+          <w:rFonts w:ascii="黑体" w:hAnsi="黑体" w:eastAsia="黑体"/>
+        </w:rPr>
+        <w:t xml:space="preserve">5.1 常见输出文件说明</w:t>
       </w:r>
     </w:p>
     <w:tbl>
@@ -2245,216 +2246,10 @@
                 <w:rFonts w:ascii="宋体" w:hAnsi="宋体" w:eastAsia="宋体"/>
                 <w:sz w:val="19"/>
               </w:rPr>
-              <w:t xml:space="preserve">说明</w:t>
-            </w:r>
-          </w:p>
-        </w:tc>
-      </w:tr>
-      <w:tr>
-        <w:tc>
-          <w:p>
-            <w:pPr>
-              <w:pStyle w:val="Compact"/>
-              <w:ind w:firstLine="0"/>
-              <w:jc w:val="left"/>
-            </w:pPr>
-            <w:r>
-              <w:rPr>
-                <w:rStyle w:val="VerbatimChar"/>
-                <w:rFonts w:ascii="宋体" w:hAnsi="宋体" w:eastAsia="宋体"/>
-                <w:sz w:val="19"/>
-              </w:rPr>
-              <w:t xml:space="preserve">history.csv</w:t>
-            </w:r>
-          </w:p>
-        </w:tc>
-        <w:tc>
-          <w:p>
-            <w:pPr>
-              <w:pStyle w:val="Compact"/>
-              <w:ind w:firstLine="0"/>
-              <w:jc w:val="left"/>
-            </w:pPr>
-            <w:r>
-              <w:rPr>
-                <w:rFonts w:ascii="宋体" w:hAnsi="宋体" w:eastAsia="宋体"/>
-                <w:sz w:val="19"/>
-              </w:rPr>
-              <w:t xml:space="preserve">每个 epoch 的训练和验证指标</w:t>
-            </w:r>
-          </w:p>
-        </w:tc>
-      </w:tr>
-      <w:tr>
-        <w:tc>
-          <w:p>
-            <w:pPr>
-              <w:pStyle w:val="Compact"/>
-              <w:ind w:firstLine="0"/>
-              <w:jc w:val="left"/>
-            </w:pPr>
-            <w:r>
-              <w:rPr>
-                <w:rStyle w:val="VerbatimChar"/>
-                <w:rFonts w:ascii="宋体" w:hAnsi="宋体" w:eastAsia="宋体"/>
-                <w:sz w:val="19"/>
-              </w:rPr>
-              <w:t xml:space="preserve">metrics.json</w:t>
-            </w:r>
-          </w:p>
-        </w:tc>
-        <w:tc>
-          <w:p>
-            <w:pPr>
-              <w:pStyle w:val="Compact"/>
-              <w:ind w:firstLine="0"/>
-              <w:jc w:val="left"/>
-            </w:pPr>
-            <w:r>
-              <w:rPr>
-                <w:rFonts w:ascii="宋体" w:hAnsi="宋体" w:eastAsia="宋体"/>
-                <w:sz w:val="19"/>
-              </w:rPr>
-              <w:t xml:space="preserve">单次模型评估指标</w:t>
-            </w:r>
-          </w:p>
-        </w:tc>
-      </w:tr>
-      <w:tr>
-        <w:tc>
-          <w:p>
-            <w:pPr>
-              <w:pStyle w:val="Compact"/>
-              <w:ind w:firstLine="0"/>
-              <w:jc w:val="left"/>
-            </w:pPr>
-            <w:r>
-              <w:rPr>
-                <w:rStyle w:val="VerbatimChar"/>
-                <w:rFonts w:ascii="宋体" w:hAnsi="宋体" w:eastAsia="宋体"/>
-                <w:sz w:val="19"/>
-              </w:rPr>
-              <w:t xml:space="preserve">predictions.csv</w:t>
-            </w:r>
-          </w:p>
-        </w:tc>
-        <w:tc>
-          <w:p>
-            <w:pPr>
-              <w:pStyle w:val="Compact"/>
-              <w:ind w:firstLine="0"/>
-              <w:jc w:val="left"/>
-            </w:pPr>
-            <w:r>
-              <w:rPr>
-                <w:rFonts w:ascii="宋体" w:hAnsi="宋体" w:eastAsia="宋体"/>
-                <w:sz w:val="19"/>
-              </w:rPr>
-              <w:t xml:space="preserve">真实 RUL 与预测 RUL</w:t>
-            </w:r>
-          </w:p>
-        </w:tc>
-      </w:tr>
-      <w:tr>
-        <w:tc>
-          <w:p>
-            <w:pPr>
-              <w:pStyle w:val="Compact"/>
-              <w:ind w:firstLine="0"/>
-              <w:jc w:val="left"/>
-            </w:pPr>
-            <w:r>
-              <w:rPr>
-                <w:rStyle w:val="VerbatimChar"/>
-                <w:rFonts w:ascii="宋体" w:hAnsi="宋体" w:eastAsia="宋体"/>
-                <w:sz w:val="19"/>
-              </w:rPr>
-              <w:t xml:space="preserve">attention_weights.csv</w:t>
-            </w:r>
-          </w:p>
-        </w:tc>
-        <w:tc>
-          <w:p>
-            <w:pPr>
-              <w:pStyle w:val="Compact"/>
-              <w:ind w:firstLine="0"/>
-              <w:jc w:val="left"/>
-            </w:pPr>
-            <w:r>
-              <w:rPr>
-                <w:rFonts w:ascii="宋体" w:hAnsi="宋体" w:eastAsia="宋体"/>
-                <w:sz w:val="19"/>
-              </w:rPr>
-              <w:t xml:space="preserve">attention 权重</w:t>
-            </w:r>
-          </w:p>
-        </w:tc>
-      </w:tr>
-      <w:tr>
-        <w:tc>
-          <w:p>
-            <w:pPr>
-              <w:pStyle w:val="Compact"/>
-              <w:ind w:firstLine="0"/>
-              <w:jc w:val="left"/>
-            </w:pPr>
-            <w:r>
-              <w:rPr>
-                <w:rStyle w:val="VerbatimChar"/>
-                <w:rFonts w:ascii="宋体" w:hAnsi="宋体" w:eastAsia="宋体"/>
-                <w:sz w:val="19"/>
-              </w:rPr>
-              <w:t xml:space="preserve">comparison_metrics.csv</w:t>
-            </w:r>
-          </w:p>
-        </w:tc>
-        <w:tc>
-          <w:p>
-            <w:pPr>
-              <w:pStyle w:val="Compact"/>
-              <w:ind w:firstLine="0"/>
-              <w:jc w:val="left"/>
-            </w:pPr>
-            <w:r>
-              <w:rPr>
-                <w:rFonts w:ascii="宋体" w:hAnsi="宋体" w:eastAsia="宋体"/>
-                <w:sz w:val="19"/>
-              </w:rPr>
-              <w:t xml:space="preserve">多模型对比指标</w:t>
-            </w:r>
-          </w:p>
-        </w:tc>
-      </w:tr>
-    </w:tbl>
-    <w:bookmarkEnd w:id="26"/>
-    <w:bookmarkStart w:id="27" w:name="常见输出文件说明"/>
-    <w:p>
-      <w:pPr>
-        <w:pStyle w:val="Heading2"/>
-      </w:pPr>
-      <w:r>
-        <w:rPr>
-          <w:rFonts w:ascii="黑体" w:hAnsi="黑体" w:eastAsia="黑体"/>
-        </w:rPr>
-        <w:t xml:space="preserve">5.1 常见输出文件说明</w:t>
-      </w:r>
-    </w:p>
-    <w:tbl>
-      <w:tblPr>
-        <w:tblStyle w:val="Table"/>
-        <w:tblW w:type="pct" w:w="0.0"/>
-        <w:tblLook w:firstRow="1" w:lastRow="0" w:firstColumn="0" w:lastColumn="0" w:noHBand="0" w:noVBand="0" w:val="0020"/>
-        <w:tblBorders>
-          <w:top w:val="single" w:sz="4" w:space="0" w:color="BFBFBF"/>
-          <w:left w:val="single" w:sz="4" w:space="0" w:color="BFBFBF"/>
-          <w:bottom w:val="single" w:sz="4" w:space="0" w:color="BFBFBF"/>
-          <w:right w:val="single" w:sz="4" w:space="0" w:color="BFBFBF"/>
-          <w:insideH w:val="single" w:sz="4" w:space="0" w:color="BFBFBF"/>
-          <w:insideV w:val="single" w:sz="4" w:space="0" w:color="BFBFBF"/>
-        </w:tblBorders>
-      </w:tblPr>
-      <w:tblGrid/>
-      <w:tr>
+              <w:t xml:space="preserve">含义</w:t>
+            </w:r>
+          </w:p>
+        </w:tc>
         <w:tc>
           <w:tcPr>
             <w:shd w:fill="EAEAEA"/>
@@ -2470,44 +2265,6 @@
                 <w:rFonts w:ascii="宋体" w:hAnsi="宋体" w:eastAsia="宋体"/>
                 <w:sz w:val="19"/>
               </w:rPr>
-              <w:t xml:space="preserve">文件</w:t>
-            </w:r>
-          </w:p>
-        </w:tc>
-        <w:tc>
-          <w:tcPr>
-            <w:shd w:fill="EAEAEA"/>
-          </w:tcPr>
-          <w:p>
-            <w:pPr>
-              <w:pStyle w:val="Compact"/>
-              <w:ind w:firstLine="0"/>
-              <w:jc w:val="left"/>
-            </w:pPr>
-            <w:r>
-              <w:rPr>
-                <w:rFonts w:ascii="宋体" w:hAnsi="宋体" w:eastAsia="宋体"/>
-                <w:sz w:val="19"/>
-              </w:rPr>
-              <w:t xml:space="preserve">含义</w:t>
-            </w:r>
-          </w:p>
-        </w:tc>
-        <w:tc>
-          <w:tcPr>
-            <w:shd w:fill="EAEAEA"/>
-          </w:tcPr>
-          <w:p>
-            <w:pPr>
-              <w:pStyle w:val="Compact"/>
-              <w:ind w:firstLine="0"/>
-              <w:jc w:val="left"/>
-            </w:pPr>
-            <w:r>
-              <w:rPr>
-                <w:rFonts w:ascii="宋体" w:hAnsi="宋体" w:eastAsia="宋体"/>
-                <w:sz w:val="19"/>
-              </w:rPr>
               <w:t xml:space="preserve">建议查看方式</w:t>
             </w:r>
           </w:p>
@@ -2798,6 +2555,7 @@
         <w:t xml:space="preserve">，再运行两个 loader overview notebook，确认数据结构后再进入训练 notebook。</w:t>
       </w:r>
     </w:p>
+    <w:bookmarkEnd w:id="26"/>
     <w:bookmarkEnd w:id="27"/>
     <w:bookmarkStart w:id="28" w:name="注意事项"/>
     <w:p>

--- a/docx/final/16_用户使用手册.docx
+++ b/docx/final/16_用户使用手册.docx
@@ -36,9 +36,9 @@
       </w:pPr>
       <w:r>
         <w:rPr>
-          <w:rFonts w:ascii="黑体" w:hAnsi="黑体" w:eastAsia="黑体"/>
+          <w:rFonts w:ascii="宋体" w:hAnsi="宋体" w:eastAsia="宋体"/>
           <w:b/>
-          <w:sz w:val="40"/>
+          <w:sz w:val="48"/>
         </w:rPr>
         <w:t xml:space="preserve">工业轴承设备剩余寿命预测系统的实现：用户使用手册</w:t>
       </w:r>
@@ -50,7 +50,7 @@
       </w:pPr>
       <w:r>
         <w:rPr>
-          <w:rFonts w:ascii="黑体" w:hAnsi="黑体" w:eastAsia="黑体"/>
+          <w:rFonts w:ascii="宋体" w:hAnsi="宋体" w:eastAsia="宋体"/>
         </w:rPr>
         <w:t xml:space="preserve">文档信息</w:t>
       </w:r>
@@ -61,19 +61,19 @@
         <w:tblW w:type="pct" w:w="0.0"/>
         <w:tblLook w:firstRow="1" w:lastRow="0" w:firstColumn="0" w:lastColumn="0" w:noHBand="0" w:noVBand="0" w:val="0020"/>
         <w:tblBorders>
-          <w:top w:val="single" w:sz="4" w:space="0" w:color="BFBFBF"/>
-          <w:left w:val="single" w:sz="4" w:space="0" w:color="BFBFBF"/>
-          <w:bottom w:val="single" w:sz="4" w:space="0" w:color="BFBFBF"/>
-          <w:right w:val="single" w:sz="4" w:space="0" w:color="BFBFBF"/>
-          <w:insideH w:val="single" w:sz="4" w:space="0" w:color="BFBFBF"/>
-          <w:insideV w:val="single" w:sz="4" w:space="0" w:color="BFBFBF"/>
+          <w:top w:val="single" w:sz="4" w:space="0" w:color="000000"/>
+          <w:left w:val="single" w:sz="4" w:space="0" w:color="000000"/>
+          <w:bottom w:val="single" w:sz="4" w:space="0" w:color="000000"/>
+          <w:right w:val="single" w:sz="4" w:space="0" w:color="000000"/>
+          <w:insideH w:val="single" w:sz="4" w:space="0" w:color="000000"/>
+          <w:insideV w:val="single" w:sz="4" w:space="0" w:color="000000"/>
         </w:tblBorders>
       </w:tblPr>
       <w:tblGrid/>
       <w:tr>
         <w:tc>
           <w:tcPr>
-            <w:shd w:fill="EAEAEA"/>
+            <w:shd w:fill="FFFFFF"/>
           </w:tcPr>
           <w:p>
             <w:pPr>
@@ -84,7 +84,8 @@
             <w:r>
               <w:rPr>
                 <w:rFonts w:ascii="宋体" w:hAnsi="宋体" w:eastAsia="宋体"/>
-                <w:sz w:val="19"/>
+                <w:b/>
+                <w:sz w:val="21"/>
               </w:rPr>
               <w:t xml:space="preserve">项目</w:t>
             </w:r>
@@ -92,7 +93,7 @@
         </w:tc>
         <w:tc>
           <w:tcPr>
-            <w:shd w:fill="EAEAEA"/>
+            <w:shd w:fill="FFFFFF"/>
           </w:tcPr>
           <w:p>
             <w:pPr>
@@ -103,7 +104,8 @@
             <w:r>
               <w:rPr>
                 <w:rFonts w:ascii="宋体" w:hAnsi="宋体" w:eastAsia="宋体"/>
-                <w:sz w:val="19"/>
+                <w:b/>
+                <w:sz w:val="21"/>
               </w:rPr>
               <w:t xml:space="preserve">内容</w:t>
             </w:r>
@@ -121,7 +123,7 @@
             <w:r>
               <w:rPr>
                 <w:rFonts w:ascii="宋体" w:hAnsi="宋体" w:eastAsia="宋体"/>
-                <w:sz w:val="19"/>
+                <w:sz w:val="21"/>
               </w:rPr>
               <w:t xml:space="preserve">文档名称</w:t>
             </w:r>
@@ -137,7 +139,7 @@
             <w:r>
               <w:rPr>
                 <w:rFonts w:ascii="宋体" w:hAnsi="宋体" w:eastAsia="宋体"/>
-                <w:sz w:val="19"/>
+                <w:sz w:val="21"/>
               </w:rPr>
               <w:t xml:space="preserve">用户使用手册</w:t>
             </w:r>
@@ -155,7 +157,7 @@
             <w:r>
               <w:rPr>
                 <w:rFonts w:ascii="宋体" w:hAnsi="宋体" w:eastAsia="宋体"/>
-                <w:sz w:val="19"/>
+                <w:sz w:val="21"/>
               </w:rPr>
               <w:t xml:space="preserve">文档编号</w:t>
             </w:r>
@@ -171,7 +173,7 @@
             <w:r>
               <w:rPr>
                 <w:rFonts w:ascii="宋体" w:hAnsi="宋体" w:eastAsia="宋体"/>
-                <w:sz w:val="19"/>
+                <w:sz w:val="21"/>
               </w:rPr>
               <w:t xml:space="preserve">SE-PHM-FINAL-16</w:t>
             </w:r>
@@ -189,7 +191,7 @@
             <w:r>
               <w:rPr>
                 <w:rFonts w:ascii="宋体" w:hAnsi="宋体" w:eastAsia="宋体"/>
-                <w:sz w:val="19"/>
+                <w:sz w:val="21"/>
               </w:rPr>
               <w:t xml:space="preserve">文档阶段</w:t>
             </w:r>
@@ -205,7 +207,7 @@
             <w:r>
               <w:rPr>
                 <w:rFonts w:ascii="宋体" w:hAnsi="宋体" w:eastAsia="宋体"/>
-                <w:sz w:val="19"/>
+                <w:sz w:val="21"/>
               </w:rPr>
               <w:t xml:space="preserve">结题</w:t>
             </w:r>
@@ -223,7 +225,7 @@
             <w:r>
               <w:rPr>
                 <w:rFonts w:ascii="宋体" w:hAnsi="宋体" w:eastAsia="宋体"/>
-                <w:sz w:val="19"/>
+                <w:sz w:val="21"/>
               </w:rPr>
               <w:t xml:space="preserve">项目名称</w:t>
             </w:r>
@@ -239,7 +241,7 @@
             <w:r>
               <w:rPr>
                 <w:rFonts w:ascii="宋体" w:hAnsi="宋体" w:eastAsia="宋体"/>
-                <w:sz w:val="19"/>
+                <w:sz w:val="21"/>
               </w:rPr>
               <w:t xml:space="preserve">工业轴承设备剩余寿命预测系统的实现</w:t>
             </w:r>
@@ -257,7 +259,7 @@
             <w:r>
               <w:rPr>
                 <w:rFonts w:ascii="宋体" w:hAnsi="宋体" w:eastAsia="宋体"/>
-                <w:sz w:val="19"/>
+                <w:sz w:val="21"/>
               </w:rPr>
               <w:t xml:space="preserve">课程</w:t>
             </w:r>
@@ -273,7 +275,7 @@
             <w:r>
               <w:rPr>
                 <w:rFonts w:ascii="宋体" w:hAnsi="宋体" w:eastAsia="宋体"/>
-                <w:sz w:val="19"/>
+                <w:sz w:val="21"/>
               </w:rPr>
               <w:t xml:space="preserve">中国科学技术大学软件学院《软件工程》</w:t>
             </w:r>
@@ -291,7 +293,7 @@
             <w:r>
               <w:rPr>
                 <w:rFonts w:ascii="宋体" w:hAnsi="宋体" w:eastAsia="宋体"/>
-                <w:sz w:val="19"/>
+                <w:sz w:val="21"/>
               </w:rPr>
               <w:t xml:space="preserve">指导老师</w:t>
             </w:r>
@@ -307,7 +309,7 @@
             <w:r>
               <w:rPr>
                 <w:rFonts w:ascii="宋体" w:hAnsi="宋体" w:eastAsia="宋体"/>
-                <w:sz w:val="19"/>
+                <w:sz w:val="21"/>
               </w:rPr>
               <w:t xml:space="preserve">zjf</w:t>
             </w:r>
@@ -325,7 +327,7 @@
             <w:r>
               <w:rPr>
                 <w:rFonts w:ascii="宋体" w:hAnsi="宋体" w:eastAsia="宋体"/>
-                <w:sz w:val="19"/>
+                <w:sz w:val="21"/>
               </w:rPr>
               <w:t xml:space="preserve">小组成员</w:t>
             </w:r>
@@ -341,7 +343,7 @@
             <w:r>
               <w:rPr>
                 <w:rFonts w:ascii="宋体" w:hAnsi="宋体" w:eastAsia="宋体"/>
-                <w:sz w:val="19"/>
+                <w:sz w:val="21"/>
               </w:rPr>
               <w:t xml:space="preserve">zyj、cyy、zdh、zy</w:t>
             </w:r>
@@ -359,7 +361,7 @@
             <w:r>
               <w:rPr>
                 <w:rFonts w:ascii="宋体" w:hAnsi="宋体" w:eastAsia="宋体"/>
-                <w:sz w:val="19"/>
+                <w:sz w:val="21"/>
               </w:rPr>
               <w:t xml:space="preserve">文档负责人</w:t>
             </w:r>
@@ -375,7 +377,7 @@
             <w:r>
               <w:rPr>
                 <w:rFonts w:ascii="宋体" w:hAnsi="宋体" w:eastAsia="宋体"/>
-                <w:sz w:val="19"/>
+                <w:sz w:val="21"/>
               </w:rPr>
               <w:t xml:space="preserve">zy</w:t>
             </w:r>
@@ -393,7 +395,7 @@
             <w:r>
               <w:rPr>
                 <w:rFonts w:ascii="宋体" w:hAnsi="宋体" w:eastAsia="宋体"/>
-                <w:sz w:val="19"/>
+                <w:sz w:val="21"/>
               </w:rPr>
               <w:t xml:space="preserve">参与编写</w:t>
             </w:r>
@@ -409,7 +411,7 @@
             <w:r>
               <w:rPr>
                 <w:rFonts w:ascii="宋体" w:hAnsi="宋体" w:eastAsia="宋体"/>
-                <w:sz w:val="19"/>
+                <w:sz w:val="21"/>
               </w:rPr>
               <w:t xml:space="preserve">zyj、cyy、zdh</w:t>
             </w:r>
@@ -427,7 +429,7 @@
             <w:r>
               <w:rPr>
                 <w:rFonts w:ascii="宋体" w:hAnsi="宋体" w:eastAsia="宋体"/>
-                <w:sz w:val="19"/>
+                <w:sz w:val="21"/>
               </w:rPr>
               <w:t xml:space="preserve">版本</w:t>
             </w:r>
@@ -443,7 +445,7 @@
             <w:r>
               <w:rPr>
                 <w:rFonts w:ascii="宋体" w:hAnsi="宋体" w:eastAsia="宋体"/>
-                <w:sz w:val="19"/>
+                <w:sz w:val="21"/>
               </w:rPr>
               <w:t xml:space="preserve">V3.0</w:t>
             </w:r>
@@ -461,7 +463,7 @@
             <w:r>
               <w:rPr>
                 <w:rFonts w:ascii="宋体" w:hAnsi="宋体" w:eastAsia="宋体"/>
-                <w:sz w:val="19"/>
+                <w:sz w:val="21"/>
               </w:rPr>
               <w:t xml:space="preserve">修订日期</w:t>
             </w:r>
@@ -477,7 +479,7 @@
             <w:r>
               <w:rPr>
                 <w:rFonts w:ascii="宋体" w:hAnsi="宋体" w:eastAsia="宋体"/>
-                <w:sz w:val="19"/>
+                <w:sz w:val="21"/>
               </w:rPr>
               <w:t xml:space="preserve">2026-06-14</w:t>
             </w:r>
@@ -495,7 +497,7 @@
             <w:r>
               <w:rPr>
                 <w:rFonts w:ascii="宋体" w:hAnsi="宋体" w:eastAsia="宋体"/>
-                <w:sz w:val="19"/>
+                <w:sz w:val="21"/>
               </w:rPr>
               <w:t xml:space="preserve">归档形式</w:t>
             </w:r>
@@ -511,7 +513,7 @@
             <w:r>
               <w:rPr>
                 <w:rFonts w:ascii="宋体" w:hAnsi="宋体" w:eastAsia="宋体"/>
-                <w:sz w:val="19"/>
+                <w:sz w:val="21"/>
               </w:rPr>
               <w:t xml:space="preserve">Markdown 源文件、PDF、DOCX</w:t>
             </w:r>
@@ -529,7 +531,7 @@
             <w:r>
               <w:rPr>
                 <w:rFonts w:ascii="宋体" w:hAnsi="宋体" w:eastAsia="宋体"/>
-                <w:sz w:val="19"/>
+                <w:sz w:val="21"/>
               </w:rPr>
               <w:t xml:space="preserve">内容基线</w:t>
             </w:r>
@@ -545,7 +547,7 @@
             <w:r>
               <w:rPr>
                 <w:rFonts w:ascii="宋体" w:hAnsi="宋体" w:eastAsia="宋体"/>
-                <w:sz w:val="19"/>
+                <w:sz w:val="21"/>
               </w:rPr>
               <w:t xml:space="preserve">运行流程、notebook、API、输出文件和注意事项</w:t>
             </w:r>
@@ -561,7 +563,7 @@
       </w:pPr>
       <w:r>
         <w:rPr>
-          <w:rFonts w:ascii="黑体" w:hAnsi="黑体" w:eastAsia="黑体"/>
+          <w:rFonts w:ascii="宋体" w:hAnsi="宋体" w:eastAsia="宋体"/>
         </w:rPr>
         <w:t xml:space="preserve">修订记录</w:t>
       </w:r>
@@ -572,19 +574,19 @@
         <w:tblW w:type="pct" w:w="0.0"/>
         <w:tblLook w:firstRow="1" w:lastRow="0" w:firstColumn="0" w:lastColumn="0" w:noHBand="0" w:noVBand="0" w:val="0020"/>
         <w:tblBorders>
-          <w:top w:val="single" w:sz="4" w:space="0" w:color="BFBFBF"/>
-          <w:left w:val="single" w:sz="4" w:space="0" w:color="BFBFBF"/>
-          <w:bottom w:val="single" w:sz="4" w:space="0" w:color="BFBFBF"/>
-          <w:right w:val="single" w:sz="4" w:space="0" w:color="BFBFBF"/>
-          <w:insideH w:val="single" w:sz="4" w:space="0" w:color="BFBFBF"/>
-          <w:insideV w:val="single" w:sz="4" w:space="0" w:color="BFBFBF"/>
+          <w:top w:val="single" w:sz="4" w:space="0" w:color="000000"/>
+          <w:left w:val="single" w:sz="4" w:space="0" w:color="000000"/>
+          <w:bottom w:val="single" w:sz="4" w:space="0" w:color="000000"/>
+          <w:right w:val="single" w:sz="4" w:space="0" w:color="000000"/>
+          <w:insideH w:val="single" w:sz="4" w:space="0" w:color="000000"/>
+          <w:insideV w:val="single" w:sz="4" w:space="0" w:color="000000"/>
         </w:tblBorders>
       </w:tblPr>
       <w:tblGrid/>
       <w:tr>
         <w:tc>
           <w:tcPr>
-            <w:shd w:fill="EAEAEA"/>
+            <w:shd w:fill="FFFFFF"/>
           </w:tcPr>
           <w:p>
             <w:pPr>
@@ -595,7 +597,8 @@
             <w:r>
               <w:rPr>
                 <w:rFonts w:ascii="宋体" w:hAnsi="宋体" w:eastAsia="宋体"/>
-                <w:sz w:val="19"/>
+                <w:b/>
+                <w:sz w:val="21"/>
               </w:rPr>
               <w:t xml:space="preserve">版本</w:t>
             </w:r>
@@ -603,7 +606,7 @@
         </w:tc>
         <w:tc>
           <w:tcPr>
-            <w:shd w:fill="EAEAEA"/>
+            <w:shd w:fill="FFFFFF"/>
           </w:tcPr>
           <w:p>
             <w:pPr>
@@ -614,7 +617,8 @@
             <w:r>
               <w:rPr>
                 <w:rFonts w:ascii="宋体" w:hAnsi="宋体" w:eastAsia="宋体"/>
-                <w:sz w:val="19"/>
+                <w:b/>
+                <w:sz w:val="21"/>
               </w:rPr>
               <w:t xml:space="preserve">日期</w:t>
             </w:r>
@@ -622,7 +626,7 @@
         </w:tc>
         <w:tc>
           <w:tcPr>
-            <w:shd w:fill="EAEAEA"/>
+            <w:shd w:fill="FFFFFF"/>
           </w:tcPr>
           <w:p>
             <w:pPr>
@@ -633,7 +637,8 @@
             <w:r>
               <w:rPr>
                 <w:rFonts w:ascii="宋体" w:hAnsi="宋体" w:eastAsia="宋体"/>
-                <w:sz w:val="19"/>
+                <w:b/>
+                <w:sz w:val="21"/>
               </w:rPr>
               <w:t xml:space="preserve">编写人</w:t>
             </w:r>
@@ -641,7 +646,7 @@
         </w:tc>
         <w:tc>
           <w:tcPr>
-            <w:shd w:fill="EAEAEA"/>
+            <w:shd w:fill="FFFFFF"/>
           </w:tcPr>
           <w:p>
             <w:pPr>
@@ -652,7 +657,8 @@
             <w:r>
               <w:rPr>
                 <w:rFonts w:ascii="宋体" w:hAnsi="宋体" w:eastAsia="宋体"/>
-                <w:sz w:val="19"/>
+                <w:b/>
+                <w:sz w:val="21"/>
               </w:rPr>
               <w:t xml:space="preserve">说明</w:t>
             </w:r>
@@ -670,7 +676,7 @@
             <w:r>
               <w:rPr>
                 <w:rFonts w:ascii="宋体" w:hAnsi="宋体" w:eastAsia="宋体"/>
-                <w:sz w:val="19"/>
+                <w:sz w:val="21"/>
               </w:rPr>
               <w:t xml:space="preserve">V1.0</w:t>
             </w:r>
@@ -686,7 +692,7 @@
             <w:r>
               <w:rPr>
                 <w:rFonts w:ascii="宋体" w:hAnsi="宋体" w:eastAsia="宋体"/>
-                <w:sz w:val="19"/>
+                <w:sz w:val="21"/>
               </w:rPr>
               <w:t xml:space="preserve">2025-11-10</w:t>
             </w:r>
@@ -702,7 +708,7 @@
             <w:r>
               <w:rPr>
                 <w:rFonts w:ascii="宋体" w:hAnsi="宋体" w:eastAsia="宋体"/>
-                <w:sz w:val="19"/>
+                <w:sz w:val="21"/>
               </w:rPr>
               <w:t xml:space="preserve">项目组</w:t>
             </w:r>
@@ -718,7 +724,7 @@
             <w:r>
               <w:rPr>
                 <w:rFonts w:ascii="宋体" w:hAnsi="宋体" w:eastAsia="宋体"/>
-                <w:sz w:val="19"/>
+                <w:sz w:val="21"/>
               </w:rPr>
               <w:t xml:space="preserve">完成初版课程文档</w:t>
             </w:r>
@@ -736,7 +742,7 @@
             <w:r>
               <w:rPr>
                 <w:rFonts w:ascii="宋体" w:hAnsi="宋体" w:eastAsia="宋体"/>
-                <w:sz w:val="19"/>
+                <w:sz w:val="21"/>
               </w:rPr>
               <w:t xml:space="preserve">V2.0</w:t>
             </w:r>
@@ -752,7 +758,7 @@
             <w:r>
               <w:rPr>
                 <w:rFonts w:ascii="宋体" w:hAnsi="宋体" w:eastAsia="宋体"/>
-                <w:sz w:val="19"/>
+                <w:sz w:val="21"/>
               </w:rPr>
               <w:t xml:space="preserve">2026-03-12</w:t>
             </w:r>
@@ -768,7 +774,7 @@
             <w:r>
               <w:rPr>
                 <w:rFonts w:ascii="宋体" w:hAnsi="宋体" w:eastAsia="宋体"/>
-                <w:sz w:val="19"/>
+                <w:sz w:val="21"/>
               </w:rPr>
               <w:t xml:space="preserve">项目组</w:t>
             </w:r>
@@ -784,7 +790,7 @@
             <w:r>
               <w:rPr>
                 <w:rFonts w:ascii="宋体" w:hAnsi="宋体" w:eastAsia="宋体"/>
-                <w:sz w:val="19"/>
+                <w:sz w:val="21"/>
               </w:rPr>
               <w:t xml:space="preserve">统一项目名称、技术基线和阶段交付内容</w:t>
             </w:r>
@@ -802,7 +808,7 @@
             <w:r>
               <w:rPr>
                 <w:rFonts w:ascii="宋体" w:hAnsi="宋体" w:eastAsia="宋体"/>
-                <w:sz w:val="19"/>
+                <w:sz w:val="21"/>
               </w:rPr>
               <w:t xml:space="preserve">V3.0</w:t>
             </w:r>
@@ -818,7 +824,7 @@
             <w:r>
               <w:rPr>
                 <w:rFonts w:ascii="宋体" w:hAnsi="宋体" w:eastAsia="宋体"/>
-                <w:sz w:val="19"/>
+                <w:sz w:val="21"/>
               </w:rPr>
               <w:t xml:space="preserve">2026-06-14</w:t>
             </w:r>
@@ -834,7 +840,7 @@
             <w:r>
               <w:rPr>
                 <w:rFonts w:ascii="宋体" w:hAnsi="宋体" w:eastAsia="宋体"/>
-                <w:sz w:val="19"/>
+                <w:sz w:val="21"/>
               </w:rPr>
               <w:t xml:space="preserve">项目组</w:t>
             </w:r>
@@ -850,7 +856,7 @@
             <w:r>
               <w:rPr>
                 <w:rFonts w:ascii="宋体" w:hAnsi="宋体" w:eastAsia="宋体"/>
-                <w:sz w:val="19"/>
+                <w:sz w:val="21"/>
               </w:rPr>
               <w:t xml:space="preserve">参考课程交付样例统一封面与归档格式，补充数据理解、技术难点、测试验收和 DOCX 交付信息</w:t>
             </w:r>
@@ -866,7 +872,7 @@
       </w:pPr>
       <w:r>
         <w:rPr>
-          <w:rFonts w:ascii="黑体" w:hAnsi="黑体" w:eastAsia="黑体"/>
+          <w:rFonts w:ascii="宋体" w:hAnsi="宋体" w:eastAsia="宋体"/>
         </w:rPr>
         <w:t xml:space="preserve">1. 适用对象</w:t>
       </w:r>
@@ -874,6 +880,8 @@
     <w:p>
       <w:pPr>
         <w:pStyle w:val="FirstParagraph"/>
+        <w:spacing w:line="276" w:lineRule="auto" w:after="0"/>
+        <w:ind w:firstLine="420"/>
       </w:pPr>
       <w:r>
         <w:rPr>
@@ -890,7 +898,7 @@
       </w:pPr>
       <w:r>
         <w:rPr>
-          <w:rFonts w:ascii="黑体" w:hAnsi="黑体" w:eastAsia="黑体"/>
+          <w:rFonts w:ascii="宋体" w:hAnsi="宋体" w:eastAsia="宋体"/>
         </w:rPr>
         <w:t xml:space="preserve">2. 基本使用流程</w:t>
       </w:r>
@@ -915,7 +923,7 @@
       </w:pPr>
       <w:r>
         <w:rPr>
-          <w:rFonts w:ascii="黑体" w:hAnsi="黑体" w:eastAsia="黑体"/>
+          <w:rFonts w:ascii="宋体" w:hAnsi="宋体" w:eastAsia="宋体"/>
         </w:rPr>
         <w:t xml:space="preserve">3. 运行 notebook 示例</w:t>
       </w:r>
@@ -923,6 +931,8 @@
     <w:p>
       <w:pPr>
         <w:pStyle w:val="FirstParagraph"/>
+        <w:spacing w:line="276" w:lineRule="auto" w:after="0"/>
+        <w:ind w:firstLine="420"/>
       </w:pPr>
       <w:r>
         <w:rPr>
@@ -956,19 +966,19 @@
         <w:tblW w:type="pct" w:w="0.0"/>
         <w:tblLook w:firstRow="1" w:lastRow="0" w:firstColumn="0" w:lastColumn="0" w:noHBand="0" w:noVBand="0" w:val="0020"/>
         <w:tblBorders>
-          <w:top w:val="single" w:sz="4" w:space="0" w:color="BFBFBF"/>
-          <w:left w:val="single" w:sz="4" w:space="0" w:color="BFBFBF"/>
-          <w:bottom w:val="single" w:sz="4" w:space="0" w:color="BFBFBF"/>
-          <w:right w:val="single" w:sz="4" w:space="0" w:color="BFBFBF"/>
-          <w:insideH w:val="single" w:sz="4" w:space="0" w:color="BFBFBF"/>
-          <w:insideV w:val="single" w:sz="4" w:space="0" w:color="BFBFBF"/>
+          <w:top w:val="single" w:sz="4" w:space="0" w:color="000000"/>
+          <w:left w:val="single" w:sz="4" w:space="0" w:color="000000"/>
+          <w:bottom w:val="single" w:sz="4" w:space="0" w:color="000000"/>
+          <w:right w:val="single" w:sz="4" w:space="0" w:color="000000"/>
+          <w:insideH w:val="single" w:sz="4" w:space="0" w:color="000000"/>
+          <w:insideV w:val="single" w:sz="4" w:space="0" w:color="000000"/>
         </w:tblBorders>
       </w:tblPr>
       <w:tblGrid/>
       <w:tr>
         <w:tc>
           <w:tcPr>
-            <w:shd w:fill="EAEAEA"/>
+            <w:shd w:fill="FFFFFF"/>
           </w:tcPr>
           <w:p>
             <w:pPr>
@@ -979,7 +989,8 @@
             <w:r>
               <w:rPr>
                 <w:rFonts w:ascii="宋体" w:hAnsi="宋体" w:eastAsia="宋体"/>
-                <w:sz w:val="19"/>
+                <w:b/>
+                <w:sz w:val="21"/>
               </w:rPr>
               <w:t xml:space="preserve">Notebook</w:t>
             </w:r>
@@ -987,7 +998,7 @@
         </w:tc>
         <w:tc>
           <w:tcPr>
-            <w:shd w:fill="EAEAEA"/>
+            <w:shd w:fill="FFFFFF"/>
           </w:tcPr>
           <w:p>
             <w:pPr>
@@ -998,7 +1009,8 @@
             <w:r>
               <w:rPr>
                 <w:rFonts w:ascii="宋体" w:hAnsi="宋体" w:eastAsia="宋体"/>
-                <w:sz w:val="19"/>
+                <w:b/>
+                <w:sz w:val="21"/>
               </w:rPr>
               <w:t xml:space="preserve">说明</w:t>
             </w:r>
@@ -1017,7 +1029,7 @@
               <w:rPr>
                 <w:rStyle w:val="VerbatimChar"/>
                 <w:rFonts w:ascii="宋体" w:hAnsi="宋体" w:eastAsia="宋体"/>
-                <w:sz w:val="19"/>
+                <w:sz w:val="21"/>
               </w:rPr>
               <w:t xml:space="preserve">00_generate_demo_datasets.ipynb</w:t>
             </w:r>
@@ -1033,7 +1045,7 @@
             <w:r>
               <w:rPr>
                 <w:rFonts w:ascii="宋体" w:hAnsi="宋体" w:eastAsia="宋体"/>
-                <w:sz w:val="19"/>
+                <w:sz w:val="21"/>
               </w:rPr>
               <w:t xml:space="preserve">生成 XJTU-SY 和 PHM2012 demo 数据</w:t>
             </w:r>
@@ -1052,7 +1064,7 @@
               <w:rPr>
                 <w:rStyle w:val="VerbatimChar"/>
                 <w:rFonts w:ascii="宋体" w:hAnsi="宋体" w:eastAsia="宋体"/>
-                <w:sz w:val="19"/>
+                <w:sz w:val="21"/>
               </w:rPr>
               <w:t xml:space="preserve">01_xjtu_loader_overview.ipynb</w:t>
             </w:r>
@@ -1068,7 +1080,7 @@
             <w:r>
               <w:rPr>
                 <w:rFonts w:ascii="宋体" w:hAnsi="宋体" w:eastAsia="宋体"/>
-                <w:sz w:val="19"/>
+                <w:sz w:val="21"/>
               </w:rPr>
               <w:t xml:space="preserve">查看 XJTU-SY loader 输出</w:t>
             </w:r>
@@ -1087,7 +1099,7 @@
               <w:rPr>
                 <w:rStyle w:val="VerbatimChar"/>
                 <w:rFonts w:ascii="宋体" w:hAnsi="宋体" w:eastAsia="宋体"/>
-                <w:sz w:val="19"/>
+                <w:sz w:val="21"/>
               </w:rPr>
               <w:t xml:space="preserve">02_phm2012_loader_overview.ipynb</w:t>
             </w:r>
@@ -1103,7 +1115,7 @@
             <w:r>
               <w:rPr>
                 <w:rFonts w:ascii="宋体" w:hAnsi="宋体" w:eastAsia="宋体"/>
-                <w:sz w:val="19"/>
+                <w:sz w:val="21"/>
               </w:rPr>
               <w:t xml:space="preserve">查看 PHM2012 loader 输出</w:t>
             </w:r>
@@ -1122,7 +1134,7 @@
               <w:rPr>
                 <w:rStyle w:val="VerbatimChar"/>
                 <w:rFonts w:ascii="宋体" w:hAnsi="宋体" w:eastAsia="宋体"/>
-                <w:sz w:val="19"/>
+                <w:sz w:val="21"/>
               </w:rPr>
               <w:t xml:space="preserve">03_xjtu_cnn_rul_training.ipynb</w:t>
             </w:r>
@@ -1138,7 +1150,7 @@
             <w:r>
               <w:rPr>
                 <w:rFonts w:ascii="宋体" w:hAnsi="宋体" w:eastAsia="宋体"/>
-                <w:sz w:val="19"/>
+                <w:sz w:val="21"/>
               </w:rPr>
               <w:t xml:space="preserve">使用 CNN 训练 XJTU-SY RUL 示例</w:t>
             </w:r>
@@ -1157,7 +1169,7 @@
               <w:rPr>
                 <w:rStyle w:val="VerbatimChar"/>
                 <w:rFonts w:ascii="宋体" w:hAnsi="宋体" w:eastAsia="宋体"/>
-                <w:sz w:val="19"/>
+                <w:sz w:val="21"/>
               </w:rPr>
               <w:t xml:space="preserve">04_phm2012_mlp_feature_training.ipynb</w:t>
             </w:r>
@@ -1173,7 +1185,7 @@
             <w:r>
               <w:rPr>
                 <w:rFonts w:ascii="宋体" w:hAnsi="宋体" w:eastAsia="宋体"/>
-                <w:sz w:val="19"/>
+                <w:sz w:val="21"/>
               </w:rPr>
               <w:t xml:space="preserve">使用 MLP 训练 PHM2012 特征示例</w:t>
             </w:r>
@@ -1192,7 +1204,7 @@
               <w:rPr>
                 <w:rStyle w:val="VerbatimChar"/>
                 <w:rFonts w:ascii="宋体" w:hAnsi="宋体" w:eastAsia="宋体"/>
-                <w:sz w:val="19"/>
+                <w:sz w:val="21"/>
               </w:rPr>
               <w:t xml:space="preserve">05_cross_dataset_feature_export.ipynb</w:t>
             </w:r>
@@ -1208,7 +1220,7 @@
             <w:r>
               <w:rPr>
                 <w:rFonts w:ascii="宋体" w:hAnsi="宋体" w:eastAsia="宋体"/>
-                <w:sz w:val="19"/>
+                <w:sz w:val="21"/>
               </w:rPr>
               <w:t xml:space="preserve">导出两个数据集的特征表</w:t>
             </w:r>
@@ -1227,7 +1239,7 @@
               <w:rPr>
                 <w:rStyle w:val="VerbatimChar"/>
                 <w:rFonts w:ascii="宋体" w:hAnsi="宋体" w:eastAsia="宋体"/>
-                <w:sz w:val="19"/>
+                <w:sz w:val="21"/>
               </w:rPr>
               <w:t xml:space="preserve">06_paper_cnn_lstm_attention_rul.ipynb</w:t>
             </w:r>
@@ -1243,7 +1255,7 @@
             <w:r>
               <w:rPr>
                 <w:rFonts w:ascii="宋体" w:hAnsi="宋体" w:eastAsia="宋体"/>
-                <w:sz w:val="19"/>
+                <w:sz w:val="21"/>
               </w:rPr>
               <w:t xml:space="preserve">CNN-LSTM-AM 论文复现</w:t>
             </w:r>
@@ -1262,7 +1274,7 @@
               <w:rPr>
                 <w:rStyle w:val="VerbatimChar"/>
                 <w:rFonts w:ascii="宋体" w:hAnsi="宋体" w:eastAsia="宋体"/>
-                <w:sz w:val="19"/>
+                <w:sz w:val="21"/>
               </w:rPr>
               <w:t xml:space="preserve">07_paper_xlstm_transformer_rul.ipynb</w:t>
             </w:r>
@@ -1278,7 +1290,7 @@
             <w:r>
               <w:rPr>
                 <w:rFonts w:ascii="宋体" w:hAnsi="宋体" w:eastAsia="宋体"/>
-                <w:sz w:val="19"/>
+                <w:sz w:val="21"/>
               </w:rPr>
               <w:t xml:space="preserve">xLSTM-Transformer 论文复现</w:t>
             </w:r>
@@ -1289,6 +1301,8 @@
     <w:p>
       <w:pPr>
         <w:pStyle w:val="BodyText"/>
+        <w:spacing w:line="276" w:lineRule="auto" w:after="0"/>
+        <w:ind w:firstLine="420"/>
       </w:pPr>
       <w:r>
         <w:rPr>
@@ -1319,6 +1333,8 @@
     <w:p>
       <w:pPr>
         <w:pStyle w:val="FirstParagraph"/>
+        <w:spacing w:line="276" w:lineRule="auto" w:after="0"/>
+        <w:ind w:firstLine="420"/>
       </w:pPr>
       <w:r>
         <w:rPr>
@@ -1396,7 +1412,7 @@
       </w:pPr>
       <w:r>
         <w:rPr>
-          <w:rFonts w:ascii="黑体" w:hAnsi="黑体" w:eastAsia="黑体"/>
+          <w:rFonts w:ascii="宋体" w:hAnsi="宋体" w:eastAsia="宋体"/>
         </w:rPr>
         <w:t xml:space="preserve">4. 使用 Python API</w:t>
       </w:r>
@@ -2063,7 +2079,7 @@
       </w:pPr>
       <w:r>
         <w:rPr>
-          <w:rFonts w:ascii="黑体" w:hAnsi="黑体" w:eastAsia="黑体"/>
+          <w:rFonts w:ascii="宋体" w:hAnsi="宋体" w:eastAsia="宋体"/>
         </w:rPr>
         <w:t xml:space="preserve">5. 查看输出</w:t>
       </w:r>
@@ -2071,6 +2087,8 @@
     <w:p>
       <w:pPr>
         <w:pStyle w:val="FirstParagraph"/>
+        <w:spacing w:line="276" w:lineRule="auto" w:after="0"/>
+        <w:ind w:firstLine="420"/>
       </w:pPr>
       <w:r>
         <w:rPr>
@@ -2191,7 +2209,7 @@
       </w:pPr>
       <w:r>
         <w:rPr>
-          <w:rFonts w:ascii="黑体" w:hAnsi="黑体" w:eastAsia="黑体"/>
+          <w:rFonts w:ascii="宋体" w:hAnsi="宋体" w:eastAsia="宋体"/>
         </w:rPr>
         <w:t xml:space="preserve">5.1 常见输出文件说明</w:t>
       </w:r>
@@ -2202,19 +2220,19 @@
         <w:tblW w:type="pct" w:w="0.0"/>
         <w:tblLook w:firstRow="1" w:lastRow="0" w:firstColumn="0" w:lastColumn="0" w:noHBand="0" w:noVBand="0" w:val="0020"/>
         <w:tblBorders>
-          <w:top w:val="single" w:sz="4" w:space="0" w:color="BFBFBF"/>
-          <w:left w:val="single" w:sz="4" w:space="0" w:color="BFBFBF"/>
-          <w:bottom w:val="single" w:sz="4" w:space="0" w:color="BFBFBF"/>
-          <w:right w:val="single" w:sz="4" w:space="0" w:color="BFBFBF"/>
-          <w:insideH w:val="single" w:sz="4" w:space="0" w:color="BFBFBF"/>
-          <w:insideV w:val="single" w:sz="4" w:space="0" w:color="BFBFBF"/>
+          <w:top w:val="single" w:sz="4" w:space="0" w:color="000000"/>
+          <w:left w:val="single" w:sz="4" w:space="0" w:color="000000"/>
+          <w:bottom w:val="single" w:sz="4" w:space="0" w:color="000000"/>
+          <w:right w:val="single" w:sz="4" w:space="0" w:color="000000"/>
+          <w:insideH w:val="single" w:sz="4" w:space="0" w:color="000000"/>
+          <w:insideV w:val="single" w:sz="4" w:space="0" w:color="000000"/>
         </w:tblBorders>
       </w:tblPr>
       <w:tblGrid/>
       <w:tr>
         <w:tc>
           <w:tcPr>
-            <w:shd w:fill="EAEAEA"/>
+            <w:shd w:fill="FFFFFF"/>
           </w:tcPr>
           <w:p>
             <w:pPr>
@@ -2225,7 +2243,8 @@
             <w:r>
               <w:rPr>
                 <w:rFonts w:ascii="宋体" w:hAnsi="宋体" w:eastAsia="宋体"/>
-                <w:sz w:val="19"/>
+                <w:b/>
+                <w:sz w:val="21"/>
               </w:rPr>
               <w:t xml:space="preserve">文件</w:t>
             </w:r>
@@ -2233,7 +2252,7 @@
         </w:tc>
         <w:tc>
           <w:tcPr>
-            <w:shd w:fill="EAEAEA"/>
+            <w:shd w:fill="FFFFFF"/>
           </w:tcPr>
           <w:p>
             <w:pPr>
@@ -2244,7 +2263,8 @@
             <w:r>
               <w:rPr>
                 <w:rFonts w:ascii="宋体" w:hAnsi="宋体" w:eastAsia="宋体"/>
-                <w:sz w:val="19"/>
+                <w:b/>
+                <w:sz w:val="21"/>
               </w:rPr>
               <w:t xml:space="preserve">含义</w:t>
             </w:r>
@@ -2252,7 +2272,7 @@
         </w:tc>
         <w:tc>
           <w:tcPr>
-            <w:shd w:fill="EAEAEA"/>
+            <w:shd w:fill="FFFFFF"/>
           </w:tcPr>
           <w:p>
             <w:pPr>
@@ -2263,7 +2283,8 @@
             <w:r>
               <w:rPr>
                 <w:rFonts w:ascii="宋体" w:hAnsi="宋体" w:eastAsia="宋体"/>
-                <w:sz w:val="19"/>
+                <w:b/>
+                <w:sz w:val="21"/>
               </w:rPr>
               <w:t xml:space="preserve">建议查看方式</w:t>
             </w:r>
@@ -2282,7 +2303,7 @@
               <w:rPr>
                 <w:rStyle w:val="VerbatimChar"/>
                 <w:rFonts w:ascii="宋体" w:hAnsi="宋体" w:eastAsia="宋体"/>
-                <w:sz w:val="19"/>
+                <w:sz w:val="21"/>
               </w:rPr>
               <w:t xml:space="preserve">history.csv</w:t>
             </w:r>
@@ -2298,7 +2319,7 @@
             <w:r>
               <w:rPr>
                 <w:rFonts w:ascii="宋体" w:hAnsi="宋体" w:eastAsia="宋体"/>
-                <w:sz w:val="19"/>
+                <w:sz w:val="21"/>
               </w:rPr>
               <w:t xml:space="preserve">每个 epoch 的训练/验证损失</w:t>
             </w:r>
@@ -2314,7 +2335,7 @@
             <w:r>
               <w:rPr>
                 <w:rFonts w:ascii="宋体" w:hAnsi="宋体" w:eastAsia="宋体"/>
-                <w:sz w:val="19"/>
+                <w:sz w:val="21"/>
               </w:rPr>
               <w:t xml:space="preserve">检查训练是否真实执行、是否出现异常震荡</w:t>
             </w:r>
@@ -2333,7 +2354,7 @@
               <w:rPr>
                 <w:rStyle w:val="VerbatimChar"/>
                 <w:rFonts w:ascii="宋体" w:hAnsi="宋体" w:eastAsia="宋体"/>
-                <w:sz w:val="19"/>
+                <w:sz w:val="21"/>
               </w:rPr>
               <w:t xml:space="preserve">metrics.json</w:t>
             </w:r>
@@ -2349,7 +2370,7 @@
             <w:r>
               <w:rPr>
                 <w:rFonts w:ascii="宋体" w:hAnsi="宋体" w:eastAsia="宋体"/>
-                <w:sz w:val="19"/>
+                <w:sz w:val="21"/>
               </w:rPr>
               <w:t xml:space="preserve">单次评估指标</w:t>
             </w:r>
@@ -2365,7 +2386,7 @@
             <w:r>
               <w:rPr>
                 <w:rFonts w:ascii="宋体" w:hAnsi="宋体" w:eastAsia="宋体"/>
-                <w:sz w:val="19"/>
+                <w:sz w:val="21"/>
               </w:rPr>
               <w:t xml:space="preserve">查看 RMSE、MAE、R2、Score 等摘要</w:t>
             </w:r>
@@ -2384,7 +2405,7 @@
               <w:rPr>
                 <w:rStyle w:val="VerbatimChar"/>
                 <w:rFonts w:ascii="宋体" w:hAnsi="宋体" w:eastAsia="宋体"/>
-                <w:sz w:val="19"/>
+                <w:sz w:val="21"/>
               </w:rPr>
               <w:t xml:space="preserve">predictions.csv</w:t>
             </w:r>
@@ -2400,7 +2421,7 @@
             <w:r>
               <w:rPr>
                 <w:rFonts w:ascii="宋体" w:hAnsi="宋体" w:eastAsia="宋体"/>
-                <w:sz w:val="19"/>
+                <w:sz w:val="21"/>
               </w:rPr>
               <w:t xml:space="preserve">每个样本的真实 RUL 和预测 RUL</w:t>
             </w:r>
@@ -2416,7 +2437,7 @@
             <w:r>
               <w:rPr>
                 <w:rFonts w:ascii="宋体" w:hAnsi="宋体" w:eastAsia="宋体"/>
-                <w:sz w:val="19"/>
+                <w:sz w:val="21"/>
               </w:rPr>
               <w:t xml:space="preserve">绘制预测曲线或误差分布</w:t>
             </w:r>
@@ -2435,7 +2456,7 @@
               <w:rPr>
                 <w:rStyle w:val="VerbatimChar"/>
                 <w:rFonts w:ascii="宋体" w:hAnsi="宋体" w:eastAsia="宋体"/>
-                <w:sz w:val="19"/>
+                <w:sz w:val="21"/>
               </w:rPr>
               <w:t xml:space="preserve">comparison_metrics.csv</w:t>
             </w:r>
@@ -2451,7 +2472,7 @@
             <w:r>
               <w:rPr>
                 <w:rFonts w:ascii="宋体" w:hAnsi="宋体" w:eastAsia="宋体"/>
-                <w:sz w:val="19"/>
+                <w:sz w:val="21"/>
               </w:rPr>
               <w:t xml:space="preserve">论文复现模型对比结果</w:t>
             </w:r>
@@ -2467,7 +2488,7 @@
             <w:r>
               <w:rPr>
                 <w:rFonts w:ascii="宋体" w:hAnsi="宋体" w:eastAsia="宋体"/>
-                <w:sz w:val="19"/>
+                <w:sz w:val="21"/>
               </w:rPr>
               <w:t xml:space="preserve">比较 baseline 与改进模型的指标变化</w:t>
             </w:r>
@@ -2485,7 +2506,7 @@
             <w:r>
               <w:rPr>
                 <w:rFonts w:ascii="宋体" w:hAnsi="宋体" w:eastAsia="宋体"/>
-                <w:sz w:val="19"/>
+                <w:sz w:val="21"/>
               </w:rPr>
               <w:t xml:space="preserve">特征导出 CSV</w:t>
             </w:r>
@@ -2501,7 +2522,7 @@
             <w:r>
               <w:rPr>
                 <w:rFonts w:ascii="宋体" w:hAnsi="宋体" w:eastAsia="宋体"/>
-                <w:sz w:val="19"/>
+                <w:sz w:val="21"/>
               </w:rPr>
               <w:t xml:space="preserve">每个快照或窗口的特征值</w:t>
             </w:r>
@@ -2517,7 +2538,7 @@
             <w:r>
               <w:rPr>
                 <w:rFonts w:ascii="宋体" w:hAnsi="宋体" w:eastAsia="宋体"/>
-                <w:sz w:val="19"/>
+                <w:sz w:val="21"/>
               </w:rPr>
               <w:t xml:space="preserve">分析 RMS、峭度、谱能量等趋势</w:t>
             </w:r>
@@ -2528,6 +2549,8 @@
     <w:p>
       <w:pPr>
         <w:pStyle w:val="BodyText"/>
+        <w:spacing w:line="276" w:lineRule="auto" w:after="0"/>
+        <w:ind w:firstLine="420"/>
       </w:pPr>
       <w:r>
         <w:rPr>
@@ -2564,7 +2587,7 @@
       </w:pPr>
       <w:r>
         <w:rPr>
-          <w:rFonts w:ascii="黑体" w:hAnsi="黑体" w:eastAsia="黑体"/>
+          <w:rFonts w:ascii="宋体" w:hAnsi="宋体" w:eastAsia="宋体"/>
         </w:rPr>
         <w:t xml:space="preserve">6. 注意事项</w:t>
       </w:r>
@@ -2576,6 +2599,8 @@
           <w:numId w:val="1001"/>
         </w:numPr>
         <w:pStyle w:val="Compact"/>
+        <w:spacing w:line="276" w:lineRule="auto" w:after="0"/>
+        <w:ind w:firstLine="420"/>
       </w:pPr>
       <w:r>
         <w:rPr>
@@ -2642,6 +2667,8 @@
           <w:numId w:val="1001"/>
         </w:numPr>
         <w:pStyle w:val="Compact"/>
+        <w:spacing w:line="276" w:lineRule="auto" w:after="0"/>
+        <w:ind w:firstLine="420"/>
       </w:pPr>
       <w:r>
         <w:rPr>
@@ -2657,6 +2684,8 @@
           <w:numId w:val="1001"/>
         </w:numPr>
         <w:pStyle w:val="Compact"/>
+        <w:spacing w:line="276" w:lineRule="auto" w:after="0"/>
+        <w:ind w:firstLine="420"/>
       </w:pPr>
       <w:r>
         <w:rPr>
@@ -2668,7 +2697,7 @@
     <w:bookmarkEnd w:id="28"/>
     <w:bookmarkEnd w:id="29"/>
     <w:sectPr>
-      <w:pgMar w:top="1361" w:bottom="1247" w:left="1417" w:right="1417"/>
+      <w:pgMar w:top="1440" w:bottom="1440" w:left="1797" w:right="1797"/>
     </w:sectPr>
   </w:body>
 </w:document>
@@ -2930,12 +2959,20 @@
       <w:spacing w:after="180" w:before="180"/>
     </w:pPr>
     <w:qFormat/>
+    <w:rPr>
+      <w:rFonts w:ascii="宋体" w:hAnsi="宋体" w:eastAsia="宋体"/>
+      <w:sz w:val="21"/>
+    </w:rPr>
   </w:style>
   <w:style w:customStyle="1" w:styleId="FirstParagraph" w:type="paragraph">
     <w:name w:val="First Paragraph"/>
     <w:basedOn w:val="BodyText"/>
     <w:next w:val="BodyText"/>
     <w:qFormat/>
+    <w:rPr>
+      <w:rFonts w:ascii="宋体" w:hAnsi="宋体" w:eastAsia="宋体"/>
+      <w:sz w:val="21"/>
+    </w:rPr>
   </w:style>
   <w:style w:customStyle="1" w:styleId="Compact" w:type="paragraph">
     <w:name w:val="Compact"/>
@@ -2944,6 +2981,10 @@
     <w:pPr>
       <w:spacing w:after="36" w:before="36"/>
     </w:pPr>
+    <w:rPr>
+      <w:rFonts w:ascii="宋体" w:hAnsi="宋体" w:eastAsia="宋体"/>
+      <w:sz w:val="21"/>
+    </w:rPr>
   </w:style>
   <w:style w:styleId="Title" w:type="paragraph">
     <w:name w:val="Title"/>
@@ -2961,7 +3002,7 @@
       <w:b/>
       <w:bCs/>
       <w:color w:themeColor="accent1" w:themeShade="B5" w:val="345A8A"/>
-      <w:sz w:val="40"/>
+      <w:sz w:val="36"/>
       <w:szCs w:val="36"/>
     </w:rPr>
   </w:style>
@@ -3037,11 +3078,11 @@
       <w:outlineLvl w:val="0"/>
     </w:pPr>
     <w:rPr>
-      <w:rFonts w:asciiTheme="majorHAnsi" w:cstheme="majorBidi" w:eastAsiaTheme="majorEastAsia" w:hAnsiTheme="majorHAnsi"/>
+      <w:rFonts w:asciiTheme="majorHAnsi" w:cstheme="majorBidi" w:eastAsiaTheme="majorEastAsia" w:hAnsiTheme="majorHAnsi" w:ascii="宋体" w:hAnsi="宋体" w:eastAsia="宋体"/>
       <w:b/>
       <w:bCs/>
       <w:color w:themeColor="accent1" w:val="4F81BD"/>
-      <w:sz w:val="32"/>
+      <w:sz w:val="48"/>
       <w:szCs w:val="32"/>
     </w:rPr>
   </w:style>
@@ -3059,11 +3100,11 @@
       <w:outlineLvl w:val="1"/>
     </w:pPr>
     <w:rPr>
-      <w:rFonts w:asciiTheme="majorHAnsi" w:cstheme="majorBidi" w:eastAsiaTheme="majorEastAsia" w:hAnsiTheme="majorHAnsi"/>
+      <w:rFonts w:asciiTheme="majorHAnsi" w:cstheme="majorBidi" w:eastAsiaTheme="majorEastAsia" w:hAnsiTheme="majorHAnsi" w:ascii="宋体" w:hAnsi="宋体" w:eastAsia="宋体"/>
       <w:b/>
       <w:bCs/>
       <w:color w:themeColor="accent1" w:val="4F81BD"/>
-      <w:sz w:val="28"/>
+      <w:sz w:val="36"/>
       <w:szCs w:val="28"/>
     </w:rPr>
   </w:style>
@@ -3081,11 +3122,11 @@
       <w:outlineLvl w:val="2"/>
     </w:pPr>
     <w:rPr>
-      <w:rFonts w:asciiTheme="majorHAnsi" w:cstheme="majorBidi" w:eastAsiaTheme="majorEastAsia" w:hAnsiTheme="majorHAnsi"/>
+      <w:rFonts w:asciiTheme="majorHAnsi" w:cstheme="majorBidi" w:eastAsiaTheme="majorEastAsia" w:hAnsiTheme="majorHAnsi" w:ascii="宋体" w:hAnsi="宋体" w:eastAsia="宋体"/>
       <w:b/>
       <w:bCs/>
       <w:color w:themeColor="accent1" w:val="4F81BD"/>
-      <w:sz w:val="24"/>
+      <w:sz w:val="27"/>
       <w:szCs w:val="24"/>
     </w:rPr>
   </w:style>
@@ -3103,8 +3144,9 @@
       <w:outlineLvl w:val="3"/>
     </w:pPr>
     <w:rPr>
-      <w:rFonts w:asciiTheme="majorHAnsi" w:cstheme="majorBidi" w:eastAsiaTheme="majorEastAsia" w:hAnsiTheme="majorHAnsi"/>
+      <w:rFonts w:asciiTheme="majorHAnsi" w:cstheme="majorBidi" w:eastAsiaTheme="majorEastAsia" w:hAnsiTheme="majorHAnsi" w:ascii="宋体" w:hAnsi="宋体" w:eastAsia="宋体"/>
       <w:i/>
+      <w:b/>
       <w:bCs/>
       <w:color w:themeColor="accent1" w:val="4F81BD"/>
       <w:sz w:val="24"/>

--- a/docx/final/16_用户使用手册.docx
+++ b/docx/final/16_用户使用手册.docx
@@ -38,6 +38,7 @@
         <w:rPr>
           <w:rFonts w:ascii="宋体" w:hAnsi="宋体" w:eastAsia="宋体"/>
           <w:b/>
+          <w:color w:val="000000"/>
           <w:sz w:val="48"/>
         </w:rPr>
         <w:t xml:space="preserve">工业轴承设备剩余寿命预测系统的实现：用户使用手册</w:t>
@@ -51,6 +52,7 @@
       <w:r>
         <w:rPr>
           <w:rFonts w:ascii="宋体" w:hAnsi="宋体" w:eastAsia="宋体"/>
+          <w:color w:val="000000"/>
         </w:rPr>
         <w:t xml:space="preserve">文档信息</w:t>
       </w:r>
@@ -85,6 +87,7 @@
               <w:rPr>
                 <w:rFonts w:ascii="宋体" w:hAnsi="宋体" w:eastAsia="宋体"/>
                 <w:b/>
+                <w:color w:val="000000"/>
                 <w:sz w:val="21"/>
               </w:rPr>
               <w:t xml:space="preserve">项目</w:t>
@@ -105,6 +108,7 @@
               <w:rPr>
                 <w:rFonts w:ascii="宋体" w:hAnsi="宋体" w:eastAsia="宋体"/>
                 <w:b/>
+                <w:color w:val="000000"/>
                 <w:sz w:val="21"/>
               </w:rPr>
               <w:t xml:space="preserve">内容</w:t>
@@ -123,6 +127,7 @@
             <w:r>
               <w:rPr>
                 <w:rFonts w:ascii="宋体" w:hAnsi="宋体" w:eastAsia="宋体"/>
+                <w:color w:val="000000"/>
                 <w:sz w:val="21"/>
               </w:rPr>
               <w:t xml:space="preserve">文档名称</w:t>
@@ -139,6 +144,7 @@
             <w:r>
               <w:rPr>
                 <w:rFonts w:ascii="宋体" w:hAnsi="宋体" w:eastAsia="宋体"/>
+                <w:color w:val="000000"/>
                 <w:sz w:val="21"/>
               </w:rPr>
               <w:t xml:space="preserve">用户使用手册</w:t>
@@ -157,6 +163,7 @@
             <w:r>
               <w:rPr>
                 <w:rFonts w:ascii="宋体" w:hAnsi="宋体" w:eastAsia="宋体"/>
+                <w:color w:val="000000"/>
                 <w:sz w:val="21"/>
               </w:rPr>
               <w:t xml:space="preserve">文档编号</w:t>
@@ -173,6 +180,7 @@
             <w:r>
               <w:rPr>
                 <w:rFonts w:ascii="宋体" w:hAnsi="宋体" w:eastAsia="宋体"/>
+                <w:color w:val="000000"/>
                 <w:sz w:val="21"/>
               </w:rPr>
               <w:t xml:space="preserve">SE-PHM-FINAL-16</w:t>
@@ -191,6 +199,7 @@
             <w:r>
               <w:rPr>
                 <w:rFonts w:ascii="宋体" w:hAnsi="宋体" w:eastAsia="宋体"/>
+                <w:color w:val="000000"/>
                 <w:sz w:val="21"/>
               </w:rPr>
               <w:t xml:space="preserve">文档阶段</w:t>
@@ -207,6 +216,7 @@
             <w:r>
               <w:rPr>
                 <w:rFonts w:ascii="宋体" w:hAnsi="宋体" w:eastAsia="宋体"/>
+                <w:color w:val="000000"/>
                 <w:sz w:val="21"/>
               </w:rPr>
               <w:t xml:space="preserve">结题</w:t>
@@ -225,6 +235,7 @@
             <w:r>
               <w:rPr>
                 <w:rFonts w:ascii="宋体" w:hAnsi="宋体" w:eastAsia="宋体"/>
+                <w:color w:val="000000"/>
                 <w:sz w:val="21"/>
               </w:rPr>
               <w:t xml:space="preserve">项目名称</w:t>
@@ -241,6 +252,7 @@
             <w:r>
               <w:rPr>
                 <w:rFonts w:ascii="宋体" w:hAnsi="宋体" w:eastAsia="宋体"/>
+                <w:color w:val="000000"/>
                 <w:sz w:val="21"/>
               </w:rPr>
               <w:t xml:space="preserve">工业轴承设备剩余寿命预测系统的实现</w:t>
@@ -259,6 +271,7 @@
             <w:r>
               <w:rPr>
                 <w:rFonts w:ascii="宋体" w:hAnsi="宋体" w:eastAsia="宋体"/>
+                <w:color w:val="000000"/>
                 <w:sz w:val="21"/>
               </w:rPr>
               <w:t xml:space="preserve">课程</w:t>
@@ -275,6 +288,7 @@
             <w:r>
               <w:rPr>
                 <w:rFonts w:ascii="宋体" w:hAnsi="宋体" w:eastAsia="宋体"/>
+                <w:color w:val="000000"/>
                 <w:sz w:val="21"/>
               </w:rPr>
               <w:t xml:space="preserve">中国科学技术大学软件学院《软件工程》</w:t>
@@ -293,6 +307,7 @@
             <w:r>
               <w:rPr>
                 <w:rFonts w:ascii="宋体" w:hAnsi="宋体" w:eastAsia="宋体"/>
+                <w:color w:val="000000"/>
                 <w:sz w:val="21"/>
               </w:rPr>
               <w:t xml:space="preserve">指导老师</w:t>
@@ -309,6 +324,7 @@
             <w:r>
               <w:rPr>
                 <w:rFonts w:ascii="宋体" w:hAnsi="宋体" w:eastAsia="宋体"/>
+                <w:color w:val="000000"/>
                 <w:sz w:val="21"/>
               </w:rPr>
               <w:t xml:space="preserve">zjf</w:t>
@@ -327,6 +343,7 @@
             <w:r>
               <w:rPr>
                 <w:rFonts w:ascii="宋体" w:hAnsi="宋体" w:eastAsia="宋体"/>
+                <w:color w:val="000000"/>
                 <w:sz w:val="21"/>
               </w:rPr>
               <w:t xml:space="preserve">小组成员</w:t>
@@ -343,6 +360,7 @@
             <w:r>
               <w:rPr>
                 <w:rFonts w:ascii="宋体" w:hAnsi="宋体" w:eastAsia="宋体"/>
+                <w:color w:val="000000"/>
                 <w:sz w:val="21"/>
               </w:rPr>
               <w:t xml:space="preserve">zyj、cyy、zdh、zy</w:t>
@@ -361,6 +379,7 @@
             <w:r>
               <w:rPr>
                 <w:rFonts w:ascii="宋体" w:hAnsi="宋体" w:eastAsia="宋体"/>
+                <w:color w:val="000000"/>
                 <w:sz w:val="21"/>
               </w:rPr>
               <w:t xml:space="preserve">文档负责人</w:t>
@@ -377,6 +396,7 @@
             <w:r>
               <w:rPr>
                 <w:rFonts w:ascii="宋体" w:hAnsi="宋体" w:eastAsia="宋体"/>
+                <w:color w:val="000000"/>
                 <w:sz w:val="21"/>
               </w:rPr>
               <w:t xml:space="preserve">zy</w:t>
@@ -395,6 +415,7 @@
             <w:r>
               <w:rPr>
                 <w:rFonts w:ascii="宋体" w:hAnsi="宋体" w:eastAsia="宋体"/>
+                <w:color w:val="000000"/>
                 <w:sz w:val="21"/>
               </w:rPr>
               <w:t xml:space="preserve">参与编写</w:t>
@@ -411,6 +432,7 @@
             <w:r>
               <w:rPr>
                 <w:rFonts w:ascii="宋体" w:hAnsi="宋体" w:eastAsia="宋体"/>
+                <w:color w:val="000000"/>
                 <w:sz w:val="21"/>
               </w:rPr>
               <w:t xml:space="preserve">zyj、cyy、zdh</w:t>
@@ -429,6 +451,7 @@
             <w:r>
               <w:rPr>
                 <w:rFonts w:ascii="宋体" w:hAnsi="宋体" w:eastAsia="宋体"/>
+                <w:color w:val="000000"/>
                 <w:sz w:val="21"/>
               </w:rPr>
               <w:t xml:space="preserve">版本</w:t>
@@ -445,6 +468,7 @@
             <w:r>
               <w:rPr>
                 <w:rFonts w:ascii="宋体" w:hAnsi="宋体" w:eastAsia="宋体"/>
+                <w:color w:val="000000"/>
                 <w:sz w:val="21"/>
               </w:rPr>
               <w:t xml:space="preserve">V3.0</w:t>
@@ -463,6 +487,7 @@
             <w:r>
               <w:rPr>
                 <w:rFonts w:ascii="宋体" w:hAnsi="宋体" w:eastAsia="宋体"/>
+                <w:color w:val="000000"/>
                 <w:sz w:val="21"/>
               </w:rPr>
               <w:t xml:space="preserve">修订日期</w:t>
@@ -479,6 +504,7 @@
             <w:r>
               <w:rPr>
                 <w:rFonts w:ascii="宋体" w:hAnsi="宋体" w:eastAsia="宋体"/>
+                <w:color w:val="000000"/>
                 <w:sz w:val="21"/>
               </w:rPr>
               <w:t xml:space="preserve">2026-06-14</w:t>
@@ -497,6 +523,7 @@
             <w:r>
               <w:rPr>
                 <w:rFonts w:ascii="宋体" w:hAnsi="宋体" w:eastAsia="宋体"/>
+                <w:color w:val="000000"/>
                 <w:sz w:val="21"/>
               </w:rPr>
               <w:t xml:space="preserve">归档形式</w:t>
@@ -513,6 +540,7 @@
             <w:r>
               <w:rPr>
                 <w:rFonts w:ascii="宋体" w:hAnsi="宋体" w:eastAsia="宋体"/>
+                <w:color w:val="000000"/>
                 <w:sz w:val="21"/>
               </w:rPr>
               <w:t xml:space="preserve">Markdown 源文件、PDF、DOCX</w:t>
@@ -531,6 +559,7 @@
             <w:r>
               <w:rPr>
                 <w:rFonts w:ascii="宋体" w:hAnsi="宋体" w:eastAsia="宋体"/>
+                <w:color w:val="000000"/>
                 <w:sz w:val="21"/>
               </w:rPr>
               <w:t xml:space="preserve">内容基线</w:t>
@@ -547,6 +576,7 @@
             <w:r>
               <w:rPr>
                 <w:rFonts w:ascii="宋体" w:hAnsi="宋体" w:eastAsia="宋体"/>
+                <w:color w:val="000000"/>
                 <w:sz w:val="21"/>
               </w:rPr>
               <w:t xml:space="preserve">运行流程、notebook、API、输出文件和注意事项</w:t>
@@ -564,6 +594,7 @@
       <w:r>
         <w:rPr>
           <w:rFonts w:ascii="宋体" w:hAnsi="宋体" w:eastAsia="宋体"/>
+          <w:color w:val="000000"/>
         </w:rPr>
         <w:t xml:space="preserve">修订记录</w:t>
       </w:r>
@@ -598,6 +629,7 @@
               <w:rPr>
                 <w:rFonts w:ascii="宋体" w:hAnsi="宋体" w:eastAsia="宋体"/>
                 <w:b/>
+                <w:color w:val="000000"/>
                 <w:sz w:val="21"/>
               </w:rPr>
               <w:t xml:space="preserve">版本</w:t>
@@ -618,6 +650,7 @@
               <w:rPr>
                 <w:rFonts w:ascii="宋体" w:hAnsi="宋体" w:eastAsia="宋体"/>
                 <w:b/>
+                <w:color w:val="000000"/>
                 <w:sz w:val="21"/>
               </w:rPr>
               <w:t xml:space="preserve">日期</w:t>
@@ -638,6 +671,7 @@
               <w:rPr>
                 <w:rFonts w:ascii="宋体" w:hAnsi="宋体" w:eastAsia="宋体"/>
                 <w:b/>
+                <w:color w:val="000000"/>
                 <w:sz w:val="21"/>
               </w:rPr>
               <w:t xml:space="preserve">编写人</w:t>
@@ -658,6 +692,7 @@
               <w:rPr>
                 <w:rFonts w:ascii="宋体" w:hAnsi="宋体" w:eastAsia="宋体"/>
                 <w:b/>
+                <w:color w:val="000000"/>
                 <w:sz w:val="21"/>
               </w:rPr>
               <w:t xml:space="preserve">说明</w:t>
@@ -676,6 +711,7 @@
             <w:r>
               <w:rPr>
                 <w:rFonts w:ascii="宋体" w:hAnsi="宋体" w:eastAsia="宋体"/>
+                <w:color w:val="000000"/>
                 <w:sz w:val="21"/>
               </w:rPr>
               <w:t xml:space="preserve">V1.0</w:t>
@@ -692,6 +728,7 @@
             <w:r>
               <w:rPr>
                 <w:rFonts w:ascii="宋体" w:hAnsi="宋体" w:eastAsia="宋体"/>
+                <w:color w:val="000000"/>
                 <w:sz w:val="21"/>
               </w:rPr>
               <w:t xml:space="preserve">2025-11-10</w:t>
@@ -708,6 +745,7 @@
             <w:r>
               <w:rPr>
                 <w:rFonts w:ascii="宋体" w:hAnsi="宋体" w:eastAsia="宋体"/>
+                <w:color w:val="000000"/>
                 <w:sz w:val="21"/>
               </w:rPr>
               <w:t xml:space="preserve">项目组</w:t>
@@ -724,6 +762,7 @@
             <w:r>
               <w:rPr>
                 <w:rFonts w:ascii="宋体" w:hAnsi="宋体" w:eastAsia="宋体"/>
+                <w:color w:val="000000"/>
                 <w:sz w:val="21"/>
               </w:rPr>
               <w:t xml:space="preserve">完成初版课程文档</w:t>
@@ -742,6 +781,7 @@
             <w:r>
               <w:rPr>
                 <w:rFonts w:ascii="宋体" w:hAnsi="宋体" w:eastAsia="宋体"/>
+                <w:color w:val="000000"/>
                 <w:sz w:val="21"/>
               </w:rPr>
               <w:t xml:space="preserve">V2.0</w:t>
@@ -758,6 +798,7 @@
             <w:r>
               <w:rPr>
                 <w:rFonts w:ascii="宋体" w:hAnsi="宋体" w:eastAsia="宋体"/>
+                <w:color w:val="000000"/>
                 <w:sz w:val="21"/>
               </w:rPr>
               <w:t xml:space="preserve">2026-03-12</w:t>
@@ -774,6 +815,7 @@
             <w:r>
               <w:rPr>
                 <w:rFonts w:ascii="宋体" w:hAnsi="宋体" w:eastAsia="宋体"/>
+                <w:color w:val="000000"/>
                 <w:sz w:val="21"/>
               </w:rPr>
               <w:t xml:space="preserve">项目组</w:t>
@@ -790,6 +832,7 @@
             <w:r>
               <w:rPr>
                 <w:rFonts w:ascii="宋体" w:hAnsi="宋体" w:eastAsia="宋体"/>
+                <w:color w:val="000000"/>
                 <w:sz w:val="21"/>
               </w:rPr>
               <w:t xml:space="preserve">统一项目名称、技术基线和阶段交付内容</w:t>
@@ -808,6 +851,7 @@
             <w:r>
               <w:rPr>
                 <w:rFonts w:ascii="宋体" w:hAnsi="宋体" w:eastAsia="宋体"/>
+                <w:color w:val="000000"/>
                 <w:sz w:val="21"/>
               </w:rPr>
               <w:t xml:space="preserve">V3.0</w:t>
@@ -824,6 +868,7 @@
             <w:r>
               <w:rPr>
                 <w:rFonts w:ascii="宋体" w:hAnsi="宋体" w:eastAsia="宋体"/>
+                <w:color w:val="000000"/>
                 <w:sz w:val="21"/>
               </w:rPr>
               <w:t xml:space="preserve">2026-06-14</w:t>
@@ -840,6 +885,7 @@
             <w:r>
               <w:rPr>
                 <w:rFonts w:ascii="宋体" w:hAnsi="宋体" w:eastAsia="宋体"/>
+                <w:color w:val="000000"/>
                 <w:sz w:val="21"/>
               </w:rPr>
               <w:t xml:space="preserve">项目组</w:t>
@@ -856,6 +902,7 @@
             <w:r>
               <w:rPr>
                 <w:rFonts w:ascii="宋体" w:hAnsi="宋体" w:eastAsia="宋体"/>
+                <w:color w:val="000000"/>
                 <w:sz w:val="21"/>
               </w:rPr>
               <w:t xml:space="preserve">参考课程交付样例统一封面与归档格式，补充数据理解、技术难点、测试验收和 DOCX 交付信息</w:t>
@@ -873,6 +920,7 @@
       <w:r>
         <w:rPr>
           <w:rFonts w:ascii="宋体" w:hAnsi="宋体" w:eastAsia="宋体"/>
+          <w:color w:val="000000"/>
         </w:rPr>
         <w:t xml:space="preserve">1. 适用对象</w:t>
       </w:r>
@@ -886,6 +934,7 @@
       <w:r>
         <w:rPr>
           <w:rFonts w:ascii="宋体" w:hAnsi="宋体" w:eastAsia="宋体"/>
+          <w:color w:val="000000"/>
         </w:rPr>
         <w:t xml:space="preserve">本文档面向课程答辩人员、实验使用者和后续维护者，说明如何运行系统、执行示例、复现论文实验和查看输出结果。</w:t>
       </w:r>
@@ -899,6 +948,7 @@
       <w:r>
         <w:rPr>
           <w:rFonts w:ascii="宋体" w:hAnsi="宋体" w:eastAsia="宋体"/>
+          <w:color w:val="000000"/>
         </w:rPr>
         <w:t xml:space="preserve">2. 基本使用流程</w:t>
       </w:r>
@@ -911,6 +961,7 @@
         <w:rPr>
           <w:rStyle w:val="VerbatimChar"/>
           <w:rFonts w:ascii="宋体" w:hAnsi="宋体" w:eastAsia="宋体"/>
+          <w:color w:val="000000"/>
         </w:rPr>
         <w:t xml:space="preserve">安装环境 -&gt; 准备数据 -&gt; 选择 notebook 或 API -&gt; 训练模型 -&gt; 查看指标和结果文件</w:t>
       </w:r>
@@ -924,6 +975,7 @@
       <w:r>
         <w:rPr>
           <w:rFonts w:ascii="宋体" w:hAnsi="宋体" w:eastAsia="宋体"/>
+          <w:color w:val="000000"/>
         </w:rPr>
         <w:t xml:space="preserve">3. 运行 notebook 示例</w:t>
       </w:r>
@@ -937,12 +989,14 @@
       <w:r>
         <w:rPr>
           <w:rFonts w:ascii="宋体" w:hAnsi="宋体" w:eastAsia="宋体"/>
+          <w:color w:val="000000"/>
         </w:rPr>
         <w:t xml:space="preserve">项目所有示例均位于</w:t>
       </w:r>
       <w:r>
         <w:rPr>
           <w:rFonts w:ascii="宋体" w:hAnsi="宋体" w:eastAsia="宋体"/>
+          <w:color w:val="000000"/>
         </w:rPr>
         <w:t xml:space="preserve"> </w:t>
       </w:r>
@@ -950,12 +1004,14 @@
         <w:rPr>
           <w:rStyle w:val="VerbatimChar"/>
           <w:rFonts w:ascii="宋体" w:hAnsi="宋体" w:eastAsia="宋体"/>
+          <w:color w:val="000000"/>
         </w:rPr>
         <w:t xml:space="preserve">examples/</w:t>
       </w:r>
       <w:r>
         <w:rPr>
           <w:rFonts w:ascii="宋体" w:hAnsi="宋体" w:eastAsia="宋体"/>
+          <w:color w:val="000000"/>
         </w:rPr>
         <w:t xml:space="preserve">，且均为 notebook：</w:t>
       </w:r>
@@ -990,6 +1046,7 @@
               <w:rPr>
                 <w:rFonts w:ascii="宋体" w:hAnsi="宋体" w:eastAsia="宋体"/>
                 <w:b/>
+                <w:color w:val="000000"/>
                 <w:sz w:val="21"/>
               </w:rPr>
               <w:t xml:space="preserve">Notebook</w:t>
@@ -1010,6 +1067,7 @@
               <w:rPr>
                 <w:rFonts w:ascii="宋体" w:hAnsi="宋体" w:eastAsia="宋体"/>
                 <w:b/>
+                <w:color w:val="000000"/>
                 <w:sz w:val="21"/>
               </w:rPr>
               <w:t xml:space="preserve">说明</w:t>
@@ -1029,6 +1087,7 @@
               <w:rPr>
                 <w:rStyle w:val="VerbatimChar"/>
                 <w:rFonts w:ascii="宋体" w:hAnsi="宋体" w:eastAsia="宋体"/>
+                <w:color w:val="000000"/>
                 <w:sz w:val="21"/>
               </w:rPr>
               <w:t xml:space="preserve">00_generate_demo_datasets.ipynb</w:t>
@@ -1045,6 +1104,7 @@
             <w:r>
               <w:rPr>
                 <w:rFonts w:ascii="宋体" w:hAnsi="宋体" w:eastAsia="宋体"/>
+                <w:color w:val="000000"/>
                 <w:sz w:val="21"/>
               </w:rPr>
               <w:t xml:space="preserve">生成 XJTU-SY 和 PHM2012 demo 数据</w:t>
@@ -1064,6 +1124,7 @@
               <w:rPr>
                 <w:rStyle w:val="VerbatimChar"/>
                 <w:rFonts w:ascii="宋体" w:hAnsi="宋体" w:eastAsia="宋体"/>
+                <w:color w:val="000000"/>
                 <w:sz w:val="21"/>
               </w:rPr>
               <w:t xml:space="preserve">01_xjtu_loader_overview.ipynb</w:t>
@@ -1080,6 +1141,7 @@
             <w:r>
               <w:rPr>
                 <w:rFonts w:ascii="宋体" w:hAnsi="宋体" w:eastAsia="宋体"/>
+                <w:color w:val="000000"/>
                 <w:sz w:val="21"/>
               </w:rPr>
               <w:t xml:space="preserve">查看 XJTU-SY loader 输出</w:t>
@@ -1099,6 +1161,7 @@
               <w:rPr>
                 <w:rStyle w:val="VerbatimChar"/>
                 <w:rFonts w:ascii="宋体" w:hAnsi="宋体" w:eastAsia="宋体"/>
+                <w:color w:val="000000"/>
                 <w:sz w:val="21"/>
               </w:rPr>
               <w:t xml:space="preserve">02_phm2012_loader_overview.ipynb</w:t>
@@ -1115,6 +1178,7 @@
             <w:r>
               <w:rPr>
                 <w:rFonts w:ascii="宋体" w:hAnsi="宋体" w:eastAsia="宋体"/>
+                <w:color w:val="000000"/>
                 <w:sz w:val="21"/>
               </w:rPr>
               <w:t xml:space="preserve">查看 PHM2012 loader 输出</w:t>
@@ -1134,6 +1198,7 @@
               <w:rPr>
                 <w:rStyle w:val="VerbatimChar"/>
                 <w:rFonts w:ascii="宋体" w:hAnsi="宋体" w:eastAsia="宋体"/>
+                <w:color w:val="000000"/>
                 <w:sz w:val="21"/>
               </w:rPr>
               <w:t xml:space="preserve">03_xjtu_cnn_rul_training.ipynb</w:t>
@@ -1150,6 +1215,7 @@
             <w:r>
               <w:rPr>
                 <w:rFonts w:ascii="宋体" w:hAnsi="宋体" w:eastAsia="宋体"/>
+                <w:color w:val="000000"/>
                 <w:sz w:val="21"/>
               </w:rPr>
               <w:t xml:space="preserve">使用 CNN 训练 XJTU-SY RUL 示例</w:t>
@@ -1169,6 +1235,7 @@
               <w:rPr>
                 <w:rStyle w:val="VerbatimChar"/>
                 <w:rFonts w:ascii="宋体" w:hAnsi="宋体" w:eastAsia="宋体"/>
+                <w:color w:val="000000"/>
                 <w:sz w:val="21"/>
               </w:rPr>
               <w:t xml:space="preserve">04_phm2012_mlp_feature_training.ipynb</w:t>
@@ -1185,6 +1252,7 @@
             <w:r>
               <w:rPr>
                 <w:rFonts w:ascii="宋体" w:hAnsi="宋体" w:eastAsia="宋体"/>
+                <w:color w:val="000000"/>
                 <w:sz w:val="21"/>
               </w:rPr>
               <w:t xml:space="preserve">使用 MLP 训练 PHM2012 特征示例</w:t>
@@ -1204,6 +1272,7 @@
               <w:rPr>
                 <w:rStyle w:val="VerbatimChar"/>
                 <w:rFonts w:ascii="宋体" w:hAnsi="宋体" w:eastAsia="宋体"/>
+                <w:color w:val="000000"/>
                 <w:sz w:val="21"/>
               </w:rPr>
               <w:t xml:space="preserve">05_cross_dataset_feature_export.ipynb</w:t>
@@ -1220,6 +1289,7 @@
             <w:r>
               <w:rPr>
                 <w:rFonts w:ascii="宋体" w:hAnsi="宋体" w:eastAsia="宋体"/>
+                <w:color w:val="000000"/>
                 <w:sz w:val="21"/>
               </w:rPr>
               <w:t xml:space="preserve">导出两个数据集的特征表</w:t>
@@ -1239,6 +1309,7 @@
               <w:rPr>
                 <w:rStyle w:val="VerbatimChar"/>
                 <w:rFonts w:ascii="宋体" w:hAnsi="宋体" w:eastAsia="宋体"/>
+                <w:color w:val="000000"/>
                 <w:sz w:val="21"/>
               </w:rPr>
               <w:t xml:space="preserve">06_paper_cnn_lstm_attention_rul.ipynb</w:t>
@@ -1255,6 +1326,7 @@
             <w:r>
               <w:rPr>
                 <w:rFonts w:ascii="宋体" w:hAnsi="宋体" w:eastAsia="宋体"/>
+                <w:color w:val="000000"/>
                 <w:sz w:val="21"/>
               </w:rPr>
               <w:t xml:space="preserve">CNN-LSTM-AM 论文复现</w:t>
@@ -1274,6 +1346,7 @@
               <w:rPr>
                 <w:rStyle w:val="VerbatimChar"/>
                 <w:rFonts w:ascii="宋体" w:hAnsi="宋体" w:eastAsia="宋体"/>
+                <w:color w:val="000000"/>
                 <w:sz w:val="21"/>
               </w:rPr>
               <w:t xml:space="preserve">07_paper_xlstm_transformer_rul.ipynb</w:t>
@@ -1290,6 +1363,7 @@
             <w:r>
               <w:rPr>
                 <w:rFonts w:ascii="宋体" w:hAnsi="宋体" w:eastAsia="宋体"/>
+                <w:color w:val="000000"/>
                 <w:sz w:val="21"/>
               </w:rPr>
               <w:t xml:space="preserve">xLSTM-Transformer 论文复现</w:t>
@@ -1307,6 +1381,7 @@
       <w:r>
         <w:rPr>
           <w:rFonts w:ascii="宋体" w:hAnsi="宋体" w:eastAsia="宋体"/>
+          <w:color w:val="000000"/>
         </w:rPr>
         <w:t xml:space="preserve">运行方式：</w:t>
       </w:r>
@@ -1319,6 +1394,7 @@
         <w:rPr>
           <w:rStyle w:val="ExtensionTok"/>
           <w:rFonts w:ascii="宋体" w:hAnsi="宋体" w:eastAsia="宋体"/>
+          <w:color w:val="000000"/>
         </w:rPr>
         <w:t xml:space="preserve">uv</w:t>
       </w:r>
@@ -1326,6 +1402,7 @@
         <w:rPr>
           <w:rStyle w:val="NormalTok"/>
           <w:rFonts w:ascii="宋体" w:hAnsi="宋体" w:eastAsia="宋体"/>
+          <w:color w:val="000000"/>
         </w:rPr>
         <w:t xml:space="preserve"> run jupyter lab</w:t>
       </w:r>
@@ -1339,6 +1416,7 @@
       <w:r>
         <w:rPr>
           <w:rFonts w:ascii="宋体" w:hAnsi="宋体" w:eastAsia="宋体"/>
+          <w:color w:val="000000"/>
         </w:rPr>
         <w:t xml:space="preserve">如未安装 Jupyter，也可通过 pytest 执行 notebook 中的代码单元：</w:t>
       </w:r>
@@ -1351,6 +1429,7 @@
         <w:rPr>
           <w:rStyle w:val="VariableTok"/>
           <w:rFonts w:ascii="宋体" w:hAnsi="宋体" w:eastAsia="宋体"/>
+          <w:color w:val="000000"/>
         </w:rPr>
         <w:t xml:space="preserve">BEARING_EXAMPLE_EPOCHS</w:t>
       </w:r>
@@ -1358,6 +1437,7 @@
         <w:rPr>
           <w:rStyle w:val="OperatorTok"/>
           <w:rFonts w:ascii="宋体" w:hAnsi="宋体" w:eastAsia="宋体"/>
+          <w:color w:val="000000"/>
         </w:rPr>
         <w:t xml:space="preserve">=</w:t>
       </w:r>
@@ -1365,6 +1445,7 @@
         <w:rPr>
           <w:rStyle w:val="NormalTok"/>
           <w:rFonts w:ascii="宋体" w:hAnsi="宋体" w:eastAsia="宋体"/>
+          <w:color w:val="000000"/>
         </w:rPr>
         <w:t xml:space="preserve">1 </w:t>
       </w:r>
@@ -1372,6 +1453,7 @@
         <w:rPr>
           <w:rStyle w:val="ExtensionTok"/>
           <w:rFonts w:ascii="宋体" w:hAnsi="宋体" w:eastAsia="宋体"/>
+          <w:color w:val="000000"/>
         </w:rPr>
         <w:t xml:space="preserve">uv</w:t>
       </w:r>
@@ -1379,6 +1461,7 @@
         <w:rPr>
           <w:rStyle w:val="NormalTok"/>
           <w:rFonts w:ascii="宋体" w:hAnsi="宋体" w:eastAsia="宋体"/>
+          <w:color w:val="000000"/>
         </w:rPr>
         <w:t xml:space="preserve"> run </w:t>
       </w:r>
@@ -1386,6 +1469,7 @@
         <w:rPr>
           <w:rStyle w:val="AttributeTok"/>
           <w:rFonts w:ascii="宋体" w:hAnsi="宋体" w:eastAsia="宋体"/>
+          <w:color w:val="000000"/>
         </w:rPr>
         <w:t xml:space="preserve">--extra</w:t>
       </w:r>
@@ -1393,6 +1477,7 @@
         <w:rPr>
           <w:rStyle w:val="NormalTok"/>
           <w:rFonts w:ascii="宋体" w:hAnsi="宋体" w:eastAsia="宋体"/>
+          <w:color w:val="000000"/>
         </w:rPr>
         <w:t xml:space="preserve"> dev pytest tests/test_examples_notebooks.py </w:t>
       </w:r>
@@ -1400,6 +1485,7 @@
         <w:rPr>
           <w:rStyle w:val="AttributeTok"/>
           <w:rFonts w:ascii="宋体" w:hAnsi="宋体" w:eastAsia="宋体"/>
+          <w:color w:val="000000"/>
         </w:rPr>
         <w:t xml:space="preserve">-q</w:t>
       </w:r>
@@ -1413,6 +1499,7 @@
       <w:r>
         <w:rPr>
           <w:rFonts w:ascii="宋体" w:hAnsi="宋体" w:eastAsia="宋体"/>
+          <w:color w:val="000000"/>
         </w:rPr>
         <w:t xml:space="preserve">4. 使用 Python API</w:t>
       </w:r>
@@ -1425,6 +1512,7 @@
         <w:rPr>
           <w:rStyle w:val="ImportTok"/>
           <w:rFonts w:ascii="宋体" w:hAnsi="宋体" w:eastAsia="宋体"/>
+          <w:color w:val="000000"/>
         </w:rPr>
         <w:t xml:space="preserve">from</w:t>
       </w:r>
@@ -1432,6 +1520,7 @@
         <w:rPr>
           <w:rStyle w:val="NormalTok"/>
           <w:rFonts w:ascii="宋体" w:hAnsi="宋体" w:eastAsia="宋体"/>
+          <w:color w:val="000000"/>
         </w:rPr>
         <w:t xml:space="preserve"> USTC.SSE.BearingPrediction.api </w:t>
       </w:r>
@@ -1439,6 +1528,7 @@
         <w:rPr>
           <w:rStyle w:val="ImportTok"/>
           <w:rFonts w:ascii="宋体" w:hAnsi="宋体" w:eastAsia="宋体"/>
+          <w:color w:val="000000"/>
         </w:rPr>
         <w:t xml:space="preserve">import</w:t>
       </w:r>
@@ -1446,12 +1536,14 @@
         <w:rPr>
           <w:rStyle w:val="NormalTok"/>
           <w:rFonts w:ascii="宋体" w:hAnsi="宋体" w:eastAsia="宋体"/>
+          <w:color w:val="000000"/>
         </w:rPr>
         <w:t xml:space="preserve"> (</w:t>
       </w:r>
       <w:r>
         <w:rPr>
           <w:rFonts w:ascii="宋体" w:hAnsi="宋体" w:eastAsia="宋体"/>
+          <w:color w:val="000000"/>
         </w:rPr>
         <w:br/>
       </w:r>
@@ -1459,12 +1551,14 @@
         <w:rPr>
           <w:rStyle w:val="NormalTok"/>
           <w:rFonts w:ascii="宋体" w:hAnsi="宋体" w:eastAsia="宋体"/>
+          <w:color w:val="000000"/>
         </w:rPr>
         <w:t xml:space="preserve">    XJTULoader,</w:t>
       </w:r>
       <w:r>
         <w:rPr>
           <w:rFonts w:ascii="宋体" w:hAnsi="宋体" w:eastAsia="宋体"/>
+          <w:color w:val="000000"/>
         </w:rPr>
         <w:br/>
       </w:r>
@@ -1472,12 +1566,14 @@
         <w:rPr>
           <w:rStyle w:val="NormalTok"/>
           <w:rFonts w:ascii="宋体" w:hAnsi="宋体" w:eastAsia="宋体"/>
+          <w:color w:val="000000"/>
         </w:rPr>
         <w:t xml:space="preserve">    BearingRulLabeler,</w:t>
       </w:r>
       <w:r>
         <w:rPr>
           <w:rFonts w:ascii="宋体" w:hAnsi="宋体" w:eastAsia="宋体"/>
+          <w:color w:val="000000"/>
         </w:rPr>
         <w:br/>
       </w:r>
@@ -1485,12 +1581,14 @@
         <w:rPr>
           <w:rStyle w:val="NormalTok"/>
           <w:rFonts w:ascii="宋体" w:hAnsi="宋体" w:eastAsia="宋体"/>
+          <w:color w:val="000000"/>
         </w:rPr>
         <w:t xml:space="preserve">    CNN,</w:t>
       </w:r>
       <w:r>
         <w:rPr>
           <w:rFonts w:ascii="宋体" w:hAnsi="宋体" w:eastAsia="宋体"/>
+          <w:color w:val="000000"/>
         </w:rPr>
         <w:br/>
       </w:r>
@@ -1498,12 +1596,14 @@
         <w:rPr>
           <w:rStyle w:val="NormalTok"/>
           <w:rFonts w:ascii="宋体" w:hAnsi="宋体" w:eastAsia="宋体"/>
+          <w:color w:val="000000"/>
         </w:rPr>
         <w:t xml:space="preserve">    BaseTrainer,</w:t>
       </w:r>
       <w:r>
         <w:rPr>
           <w:rFonts w:ascii="宋体" w:hAnsi="宋体" w:eastAsia="宋体"/>
+          <w:color w:val="000000"/>
         </w:rPr>
         <w:br/>
       </w:r>
@@ -1511,12 +1611,14 @@
         <w:rPr>
           <w:rStyle w:val="NormalTok"/>
           <w:rFonts w:ascii="宋体" w:hAnsi="宋体" w:eastAsia="宋体"/>
+          <w:color w:val="000000"/>
         </w:rPr>
         <w:t xml:space="preserve">    BaseTester,</w:t>
       </w:r>
       <w:r>
         <w:rPr>
           <w:rFonts w:ascii="宋体" w:hAnsi="宋体" w:eastAsia="宋体"/>
+          <w:color w:val="000000"/>
         </w:rPr>
         <w:br/>
       </w:r>
@@ -1524,12 +1626,14 @@
         <w:rPr>
           <w:rStyle w:val="NormalTok"/>
           <w:rFonts w:ascii="宋体" w:hAnsi="宋体" w:eastAsia="宋体"/>
+          <w:color w:val="000000"/>
         </w:rPr>
         <w:t xml:space="preserve">    Evaluator,</w:t>
       </w:r>
       <w:r>
         <w:rPr>
           <w:rFonts w:ascii="宋体" w:hAnsi="宋体" w:eastAsia="宋体"/>
+          <w:color w:val="000000"/>
         </w:rPr>
         <w:br/>
       </w:r>
@@ -1537,12 +1641,14 @@
         <w:rPr>
           <w:rStyle w:val="NormalTok"/>
           <w:rFonts w:ascii="宋体" w:hAnsi="宋体" w:eastAsia="宋体"/>
+          <w:color w:val="000000"/>
         </w:rPr>
         <w:t xml:space="preserve">    RMSE,</w:t>
       </w:r>
       <w:r>
         <w:rPr>
           <w:rFonts w:ascii="宋体" w:hAnsi="宋体" w:eastAsia="宋体"/>
+          <w:color w:val="000000"/>
         </w:rPr>
         <w:br/>
       </w:r>
@@ -1550,12 +1656,14 @@
         <w:rPr>
           <w:rStyle w:val="NormalTok"/>
           <w:rFonts w:ascii="宋体" w:hAnsi="宋体" w:eastAsia="宋体"/>
+          <w:color w:val="000000"/>
         </w:rPr>
         <w:t xml:space="preserve">    NormalizedRMSE,</w:t>
       </w:r>
       <w:r>
         <w:rPr>
           <w:rFonts w:ascii="宋体" w:hAnsi="宋体" w:eastAsia="宋体"/>
+          <w:color w:val="000000"/>
         </w:rPr>
         <w:br/>
       </w:r>
@@ -1563,12 +1671,14 @@
         <w:rPr>
           <w:rStyle w:val="NormalTok"/>
           <w:rFonts w:ascii="宋体" w:hAnsi="宋体" w:eastAsia="宋体"/>
+          <w:color w:val="000000"/>
         </w:rPr>
         <w:t xml:space="preserve">    HuangRulScore,</w:t>
       </w:r>
       <w:r>
         <w:rPr>
           <w:rFonts w:ascii="宋体" w:hAnsi="宋体" w:eastAsia="宋体"/>
+          <w:color w:val="000000"/>
         </w:rPr>
         <w:br/>
       </w:r>
@@ -1576,18 +1686,21 @@
         <w:rPr>
           <w:rStyle w:val="NormalTok"/>
           <w:rFonts w:ascii="宋体" w:hAnsi="宋体" w:eastAsia="宋体"/>
+          <w:color w:val="000000"/>
         </w:rPr>
         <w:t xml:space="preserve">)</w:t>
       </w:r>
       <w:r>
         <w:rPr>
           <w:rFonts w:ascii="宋体" w:hAnsi="宋体" w:eastAsia="宋体"/>
+          <w:color w:val="000000"/>
         </w:rPr>
         <w:br/>
       </w:r>
       <w:r>
         <w:rPr>
           <w:rFonts w:ascii="宋体" w:hAnsi="宋体" w:eastAsia="宋体"/>
+          <w:color w:val="000000"/>
         </w:rPr>
         <w:br/>
       </w:r>
@@ -1595,6 +1708,7 @@
         <w:rPr>
           <w:rStyle w:val="NormalTok"/>
           <w:rFonts w:ascii="宋体" w:hAnsi="宋体" w:eastAsia="宋体"/>
+          <w:color w:val="000000"/>
         </w:rPr>
         <w:t xml:space="preserve">loader </w:t>
       </w:r>
@@ -1602,6 +1716,7 @@
         <w:rPr>
           <w:rStyle w:val="OperatorTok"/>
           <w:rFonts w:ascii="宋体" w:hAnsi="宋体" w:eastAsia="宋体"/>
+          <w:color w:val="000000"/>
         </w:rPr>
         <w:t xml:space="preserve">=</w:t>
       </w:r>
@@ -1609,6 +1724,7 @@
         <w:rPr>
           <w:rStyle w:val="NormalTok"/>
           <w:rFonts w:ascii="宋体" w:hAnsi="宋体" w:eastAsia="宋体"/>
+          <w:color w:val="000000"/>
         </w:rPr>
         <w:t xml:space="preserve"> XJTULoader(</w:t>
       </w:r>
@@ -1616,6 +1732,7 @@
         <w:rPr>
           <w:rStyle w:val="StringTok"/>
           <w:rFonts w:ascii="宋体" w:hAnsi="宋体" w:eastAsia="宋体"/>
+          <w:color w:val="000000"/>
         </w:rPr>
         <w:t xml:space="preserve">"data/external/xjtu/extracted/XJTU-SY_Bearing_Datasets"</w:t>
       </w:r>
@@ -1623,12 +1740,14 @@
         <w:rPr>
           <w:rStyle w:val="NormalTok"/>
           <w:rFonts w:ascii="宋体" w:hAnsi="宋体" w:eastAsia="宋体"/>
+          <w:color w:val="000000"/>
         </w:rPr>
         <w:t xml:space="preserve">)</w:t>
       </w:r>
       <w:r>
         <w:rPr>
           <w:rFonts w:ascii="宋体" w:hAnsi="宋体" w:eastAsia="宋体"/>
+          <w:color w:val="000000"/>
         </w:rPr>
         <w:br/>
       </w:r>
@@ -1636,6 +1755,7 @@
         <w:rPr>
           <w:rStyle w:val="NormalTok"/>
           <w:rFonts w:ascii="宋体" w:hAnsi="宋体" w:eastAsia="宋体"/>
+          <w:color w:val="000000"/>
         </w:rPr>
         <w:t xml:space="preserve">bearing </w:t>
       </w:r>
@@ -1643,6 +1763,7 @@
         <w:rPr>
           <w:rStyle w:val="OperatorTok"/>
           <w:rFonts w:ascii="宋体" w:hAnsi="宋体" w:eastAsia="宋体"/>
+          <w:color w:val="000000"/>
         </w:rPr>
         <w:t xml:space="preserve">=</w:t>
       </w:r>
@@ -1650,6 +1771,7 @@
         <w:rPr>
           <w:rStyle w:val="NormalTok"/>
           <w:rFonts w:ascii="宋体" w:hAnsi="宋体" w:eastAsia="宋体"/>
+          <w:color w:val="000000"/>
         </w:rPr>
         <w:t xml:space="preserve"> loader.load_entity(</w:t>
       </w:r>
@@ -1657,6 +1779,7 @@
         <w:rPr>
           <w:rStyle w:val="StringTok"/>
           <w:rFonts w:ascii="宋体" w:hAnsi="宋体" w:eastAsia="宋体"/>
+          <w:color w:val="000000"/>
         </w:rPr>
         <w:t xml:space="preserve">"Bearing1_1"</w:t>
       </w:r>
@@ -1664,6 +1787,7 @@
         <w:rPr>
           <w:rStyle w:val="NormalTok"/>
           <w:rFonts w:ascii="宋体" w:hAnsi="宋体" w:eastAsia="宋体"/>
+          <w:color w:val="000000"/>
         </w:rPr>
         <w:t xml:space="preserve">, max_samples</w:t>
       </w:r>
@@ -1671,6 +1795,7 @@
         <w:rPr>
           <w:rStyle w:val="OperatorTok"/>
           <w:rFonts w:ascii="宋体" w:hAnsi="宋体" w:eastAsia="宋体"/>
+          <w:color w:val="000000"/>
         </w:rPr>
         <w:t xml:space="preserve">=</w:t>
       </w:r>
@@ -1678,6 +1803,7 @@
         <w:rPr>
           <w:rStyle w:val="DecValTok"/>
           <w:rFonts w:ascii="宋体" w:hAnsi="宋体" w:eastAsia="宋体"/>
+          <w:color w:val="000000"/>
         </w:rPr>
         <w:t xml:space="preserve">48</w:t>
       </w:r>
@@ -1685,12 +1811,14 @@
         <w:rPr>
           <w:rStyle w:val="NormalTok"/>
           <w:rFonts w:ascii="宋体" w:hAnsi="宋体" w:eastAsia="宋体"/>
+          <w:color w:val="000000"/>
         </w:rPr>
         <w:t xml:space="preserve">)</w:t>
       </w:r>
       <w:r>
         <w:rPr>
           <w:rFonts w:ascii="宋体" w:hAnsi="宋体" w:eastAsia="宋体"/>
+          <w:color w:val="000000"/>
         </w:rPr>
         <w:br/>
       </w:r>
@@ -1698,6 +1826,7 @@
         <w:rPr>
           <w:rStyle w:val="NormalTok"/>
           <w:rFonts w:ascii="宋体" w:hAnsi="宋体" w:eastAsia="宋体"/>
+          <w:color w:val="000000"/>
         </w:rPr>
         <w:t xml:space="preserve">dataset </w:t>
       </w:r>
@@ -1705,6 +1834,7 @@
         <w:rPr>
           <w:rStyle w:val="OperatorTok"/>
           <w:rFonts w:ascii="宋体" w:hAnsi="宋体" w:eastAsia="宋体"/>
+          <w:color w:val="000000"/>
         </w:rPr>
         <w:t xml:space="preserve">=</w:t>
       </w:r>
@@ -1712,6 +1842,7 @@
         <w:rPr>
           <w:rStyle w:val="NormalTok"/>
           <w:rFonts w:ascii="宋体" w:hAnsi="宋体" w:eastAsia="宋体"/>
+          <w:color w:val="000000"/>
         </w:rPr>
         <w:t xml:space="preserve"> BearingRulLabeler(window_size</w:t>
       </w:r>
@@ -1719,6 +1850,7 @@
         <w:rPr>
           <w:rStyle w:val="OperatorTok"/>
           <w:rFonts w:ascii="宋体" w:hAnsi="宋体" w:eastAsia="宋体"/>
+          <w:color w:val="000000"/>
         </w:rPr>
         <w:t xml:space="preserve">=</w:t>
       </w:r>
@@ -1726,6 +1858,7 @@
         <w:rPr>
           <w:rStyle w:val="DecValTok"/>
           <w:rFonts w:ascii="宋体" w:hAnsi="宋体" w:eastAsia="宋体"/>
+          <w:color w:val="000000"/>
         </w:rPr>
         <w:t xml:space="preserve">1024</w:t>
       </w:r>
@@ -1733,6 +1866,7 @@
         <w:rPr>
           <w:rStyle w:val="NormalTok"/>
           <w:rFonts w:ascii="宋体" w:hAnsi="宋体" w:eastAsia="宋体"/>
+          <w:color w:val="000000"/>
         </w:rPr>
         <w:t xml:space="preserve">, stride</w:t>
       </w:r>
@@ -1740,6 +1874,7 @@
         <w:rPr>
           <w:rStyle w:val="OperatorTok"/>
           <w:rFonts w:ascii="宋体" w:hAnsi="宋体" w:eastAsia="宋体"/>
+          <w:color w:val="000000"/>
         </w:rPr>
         <w:t xml:space="preserve">=</w:t>
       </w:r>
@@ -1747,6 +1882,7 @@
         <w:rPr>
           <w:rStyle w:val="DecValTok"/>
           <w:rFonts w:ascii="宋体" w:hAnsi="宋体" w:eastAsia="宋体"/>
+          <w:color w:val="000000"/>
         </w:rPr>
         <w:t xml:space="preserve">1024</w:t>
       </w:r>
@@ -1754,6 +1890,7 @@
         <w:rPr>
           <w:rStyle w:val="NormalTok"/>
           <w:rFonts w:ascii="宋体" w:hAnsi="宋体" w:eastAsia="宋体"/>
+          <w:color w:val="000000"/>
         </w:rPr>
         <w:t xml:space="preserve">).label(bearing, </w:t>
       </w:r>
@@ -1761,6 +1898,7 @@
         <w:rPr>
           <w:rStyle w:val="StringTok"/>
           <w:rFonts w:ascii="宋体" w:hAnsi="宋体" w:eastAsia="宋体"/>
+          <w:color w:val="000000"/>
         </w:rPr>
         <w:t xml:space="preserve">"Horizontal Vibration"</w:t>
       </w:r>
@@ -1768,12 +1906,14 @@
         <w:rPr>
           <w:rStyle w:val="NormalTok"/>
           <w:rFonts w:ascii="宋体" w:hAnsi="宋体" w:eastAsia="宋体"/>
+          <w:color w:val="000000"/>
         </w:rPr>
         <w:t xml:space="preserve">)</w:t>
       </w:r>
       <w:r>
         <w:rPr>
           <w:rFonts w:ascii="宋体" w:hAnsi="宋体" w:eastAsia="宋体"/>
+          <w:color w:val="000000"/>
         </w:rPr>
         <w:br/>
       </w:r>
@@ -1781,6 +1921,7 @@
         <w:rPr>
           <w:rStyle w:val="NormalTok"/>
           <w:rFonts w:ascii="宋体" w:hAnsi="宋体" w:eastAsia="宋体"/>
+          <w:color w:val="000000"/>
         </w:rPr>
         <w:t xml:space="preserve">train_set, test_set </w:t>
       </w:r>
@@ -1788,6 +1929,7 @@
         <w:rPr>
           <w:rStyle w:val="OperatorTok"/>
           <w:rFonts w:ascii="宋体" w:hAnsi="宋体" w:eastAsia="宋体"/>
+          <w:color w:val="000000"/>
         </w:rPr>
         <w:t xml:space="preserve">=</w:t>
       </w:r>
@@ -1795,6 +1937,7 @@
         <w:rPr>
           <w:rStyle w:val="NormalTok"/>
           <w:rFonts w:ascii="宋体" w:hAnsi="宋体" w:eastAsia="宋体"/>
+          <w:color w:val="000000"/>
         </w:rPr>
         <w:t xml:space="preserve"> dataset.split_by_ratio(</w:t>
       </w:r>
@@ -1802,6 +1945,7 @@
         <w:rPr>
           <w:rStyle w:val="FloatTok"/>
           <w:rFonts w:ascii="宋体" w:hAnsi="宋体" w:eastAsia="宋体"/>
+          <w:color w:val="000000"/>
         </w:rPr>
         <w:t xml:space="preserve">0.75</w:t>
       </w:r>
@@ -1809,18 +1953,21 @@
         <w:rPr>
           <w:rStyle w:val="NormalTok"/>
           <w:rFonts w:ascii="宋体" w:hAnsi="宋体" w:eastAsia="宋体"/>
+          <w:color w:val="000000"/>
         </w:rPr>
         <w:t xml:space="preserve">)</w:t>
       </w:r>
       <w:r>
         <w:rPr>
           <w:rFonts w:ascii="宋体" w:hAnsi="宋体" w:eastAsia="宋体"/>
+          <w:color w:val="000000"/>
         </w:rPr>
         <w:br/>
       </w:r>
       <w:r>
         <w:rPr>
           <w:rFonts w:ascii="宋体" w:hAnsi="宋体" w:eastAsia="宋体"/>
+          <w:color w:val="000000"/>
         </w:rPr>
         <w:br/>
       </w:r>
@@ -1828,6 +1975,7 @@
         <w:rPr>
           <w:rStyle w:val="NormalTok"/>
           <w:rFonts w:ascii="宋体" w:hAnsi="宋体" w:eastAsia="宋体"/>
+          <w:color w:val="000000"/>
         </w:rPr>
         <w:t xml:space="preserve">model </w:t>
       </w:r>
@@ -1835,6 +1983,7 @@
         <w:rPr>
           <w:rStyle w:val="OperatorTok"/>
           <w:rFonts w:ascii="宋体" w:hAnsi="宋体" w:eastAsia="宋体"/>
+          <w:color w:val="000000"/>
         </w:rPr>
         <w:t xml:space="preserve">=</w:t>
       </w:r>
@@ -1842,6 +1991,7 @@
         <w:rPr>
           <w:rStyle w:val="NormalTok"/>
           <w:rFonts w:ascii="宋体" w:hAnsi="宋体" w:eastAsia="宋体"/>
+          <w:color w:val="000000"/>
         </w:rPr>
         <w:t xml:space="preserve"> CNN(input_size</w:t>
       </w:r>
@@ -1849,6 +1999,7 @@
         <w:rPr>
           <w:rStyle w:val="OperatorTok"/>
           <w:rFonts w:ascii="宋体" w:hAnsi="宋体" w:eastAsia="宋体"/>
+          <w:color w:val="000000"/>
         </w:rPr>
         <w:t xml:space="preserve">=</w:t>
       </w:r>
@@ -1856,6 +2007,7 @@
         <w:rPr>
           <w:rStyle w:val="DecValTok"/>
           <w:rFonts w:ascii="宋体" w:hAnsi="宋体" w:eastAsia="宋体"/>
+          <w:color w:val="000000"/>
         </w:rPr>
         <w:t xml:space="preserve">1024</w:t>
       </w:r>
@@ -1863,6 +2015,7 @@
         <w:rPr>
           <w:rStyle w:val="NormalTok"/>
           <w:rFonts w:ascii="宋体" w:hAnsi="宋体" w:eastAsia="宋体"/>
+          <w:color w:val="000000"/>
         </w:rPr>
         <w:t xml:space="preserve">, output_size</w:t>
       </w:r>
@@ -1870,6 +2023,7 @@
         <w:rPr>
           <w:rStyle w:val="OperatorTok"/>
           <w:rFonts w:ascii="宋体" w:hAnsi="宋体" w:eastAsia="宋体"/>
+          <w:color w:val="000000"/>
         </w:rPr>
         <w:t xml:space="preserve">=</w:t>
       </w:r>
@@ -1877,6 +2031,7 @@
         <w:rPr>
           <w:rStyle w:val="DecValTok"/>
           <w:rFonts w:ascii="宋体" w:hAnsi="宋体" w:eastAsia="宋体"/>
+          <w:color w:val="000000"/>
         </w:rPr>
         <w:t xml:space="preserve">1</w:t>
       </w:r>
@@ -1884,12 +2039,14 @@
         <w:rPr>
           <w:rStyle w:val="NormalTok"/>
           <w:rFonts w:ascii="宋体" w:hAnsi="宋体" w:eastAsia="宋体"/>
+          <w:color w:val="000000"/>
         </w:rPr>
         <w:t xml:space="preserve">)</w:t>
       </w:r>
       <w:r>
         <w:rPr>
           <w:rFonts w:ascii="宋体" w:hAnsi="宋体" w:eastAsia="宋体"/>
+          <w:color w:val="000000"/>
         </w:rPr>
         <w:br/>
       </w:r>
@@ -1897,6 +2054,7 @@
         <w:rPr>
           <w:rStyle w:val="NormalTok"/>
           <w:rFonts w:ascii="宋体" w:hAnsi="宋体" w:eastAsia="宋体"/>
+          <w:color w:val="000000"/>
         </w:rPr>
         <w:t xml:space="preserve">trainer </w:t>
       </w:r>
@@ -1904,6 +2062,7 @@
         <w:rPr>
           <w:rStyle w:val="OperatorTok"/>
           <w:rFonts w:ascii="宋体" w:hAnsi="宋体" w:eastAsia="宋体"/>
+          <w:color w:val="000000"/>
         </w:rPr>
         <w:t xml:space="preserve">=</w:t>
       </w:r>
@@ -1911,6 +2070,7 @@
         <w:rPr>
           <w:rStyle w:val="NormalTok"/>
           <w:rFonts w:ascii="宋体" w:hAnsi="宋体" w:eastAsia="宋体"/>
+          <w:color w:val="000000"/>
         </w:rPr>
         <w:t xml:space="preserve"> BaseTrainer(max_epochs</w:t>
       </w:r>
@@ -1918,6 +2078,7 @@
         <w:rPr>
           <w:rStyle w:val="OperatorTok"/>
           <w:rFonts w:ascii="宋体" w:hAnsi="宋体" w:eastAsia="宋体"/>
+          <w:color w:val="000000"/>
         </w:rPr>
         <w:t xml:space="preserve">=</w:t>
       </w:r>
@@ -1925,6 +2086,7 @@
         <w:rPr>
           <w:rStyle w:val="DecValTok"/>
           <w:rFonts w:ascii="宋体" w:hAnsi="宋体" w:eastAsia="宋体"/>
+          <w:color w:val="000000"/>
         </w:rPr>
         <w:t xml:space="preserve">8</w:t>
       </w:r>
@@ -1932,6 +2094,7 @@
         <w:rPr>
           <w:rStyle w:val="NormalTok"/>
           <w:rFonts w:ascii="宋体" w:hAnsi="宋体" w:eastAsia="宋体"/>
+          <w:color w:val="000000"/>
         </w:rPr>
         <w:t xml:space="preserve">, batch_size</w:t>
       </w:r>
@@ -1939,6 +2102,7 @@
         <w:rPr>
           <w:rStyle w:val="OperatorTok"/>
           <w:rFonts w:ascii="宋体" w:hAnsi="宋体" w:eastAsia="宋体"/>
+          <w:color w:val="000000"/>
         </w:rPr>
         <w:t xml:space="preserve">=</w:t>
       </w:r>
@@ -1946,6 +2110,7 @@
         <w:rPr>
           <w:rStyle w:val="DecValTok"/>
           <w:rFonts w:ascii="宋体" w:hAnsi="宋体" w:eastAsia="宋体"/>
+          <w:color w:val="000000"/>
         </w:rPr>
         <w:t xml:space="preserve">4</w:t>
       </w:r>
@@ -1953,12 +2118,14 @@
         <w:rPr>
           <w:rStyle w:val="NormalTok"/>
           <w:rFonts w:ascii="宋体" w:hAnsi="宋体" w:eastAsia="宋体"/>
+          <w:color w:val="000000"/>
         </w:rPr>
         <w:t xml:space="preserve">)</w:t>
       </w:r>
       <w:r>
         <w:rPr>
           <w:rFonts w:ascii="宋体" w:hAnsi="宋体" w:eastAsia="宋体"/>
+          <w:color w:val="000000"/>
         </w:rPr>
         <w:br/>
       </w:r>
@@ -1966,18 +2133,21 @@
         <w:rPr>
           <w:rStyle w:val="NormalTok"/>
           <w:rFonts w:ascii="宋体" w:hAnsi="宋体" w:eastAsia="宋体"/>
+          <w:color w:val="000000"/>
         </w:rPr>
         <w:t xml:space="preserve">trainer.train(model, train_set, test_set)</w:t>
       </w:r>
       <w:r>
         <w:rPr>
           <w:rFonts w:ascii="宋体" w:hAnsi="宋体" w:eastAsia="宋体"/>
+          <w:color w:val="000000"/>
         </w:rPr>
         <w:br/>
       </w:r>
       <w:r>
         <w:rPr>
           <w:rFonts w:ascii="宋体" w:hAnsi="宋体" w:eastAsia="宋体"/>
+          <w:color w:val="000000"/>
         </w:rPr>
         <w:br/>
       </w:r>
@@ -1985,6 +2155,7 @@
         <w:rPr>
           <w:rStyle w:val="NormalTok"/>
           <w:rFonts w:ascii="宋体" w:hAnsi="宋体" w:eastAsia="宋体"/>
+          <w:color w:val="000000"/>
         </w:rPr>
         <w:t xml:space="preserve">result </w:t>
       </w:r>
@@ -1992,6 +2163,7 @@
         <w:rPr>
           <w:rStyle w:val="OperatorTok"/>
           <w:rFonts w:ascii="宋体" w:hAnsi="宋体" w:eastAsia="宋体"/>
+          <w:color w:val="000000"/>
         </w:rPr>
         <w:t xml:space="preserve">=</w:t>
       </w:r>
@@ -1999,6 +2171,7 @@
         <w:rPr>
           <w:rStyle w:val="NormalTok"/>
           <w:rFonts w:ascii="宋体" w:hAnsi="宋体" w:eastAsia="宋体"/>
+          <w:color w:val="000000"/>
         </w:rPr>
         <w:t xml:space="preserve"> BaseTester(batch_size</w:t>
       </w:r>
@@ -2006,6 +2179,7 @@
         <w:rPr>
           <w:rStyle w:val="OperatorTok"/>
           <w:rFonts w:ascii="宋体" w:hAnsi="宋体" w:eastAsia="宋体"/>
+          <w:color w:val="000000"/>
         </w:rPr>
         <w:t xml:space="preserve">=</w:t>
       </w:r>
@@ -2013,6 +2187,7 @@
         <w:rPr>
           <w:rStyle w:val="DecValTok"/>
           <w:rFonts w:ascii="宋体" w:hAnsi="宋体" w:eastAsia="宋体"/>
+          <w:color w:val="000000"/>
         </w:rPr>
         <w:t xml:space="preserve">4</w:t>
       </w:r>
@@ -2020,12 +2195,14 @@
         <w:rPr>
           <w:rStyle w:val="NormalTok"/>
           <w:rFonts w:ascii="宋体" w:hAnsi="宋体" w:eastAsia="宋体"/>
+          <w:color w:val="000000"/>
         </w:rPr>
         <w:t xml:space="preserve">).test(model, test_set)</w:t>
       </w:r>
       <w:r>
         <w:rPr>
           <w:rFonts w:ascii="宋体" w:hAnsi="宋体" w:eastAsia="宋体"/>
+          <w:color w:val="000000"/>
         </w:rPr>
         <w:br/>
       </w:r>
@@ -2033,6 +2210,7 @@
         <w:rPr>
           <w:rStyle w:val="NormalTok"/>
           <w:rFonts w:ascii="宋体" w:hAnsi="宋体" w:eastAsia="宋体"/>
+          <w:color w:val="000000"/>
         </w:rPr>
         <w:t xml:space="preserve">metrics </w:t>
       </w:r>
@@ -2040,6 +2218,7 @@
         <w:rPr>
           <w:rStyle w:val="OperatorTok"/>
           <w:rFonts w:ascii="宋体" w:hAnsi="宋体" w:eastAsia="宋体"/>
+          <w:color w:val="000000"/>
         </w:rPr>
         <w:t xml:space="preserve">=</w:t>
       </w:r>
@@ -2047,12 +2226,14 @@
         <w:rPr>
           <w:rStyle w:val="NormalTok"/>
           <w:rFonts w:ascii="宋体" w:hAnsi="宋体" w:eastAsia="宋体"/>
+          <w:color w:val="000000"/>
         </w:rPr>
         <w:t xml:space="preserve"> Evaluator().add(RMSE(), NormalizedRMSE(), HuangRulScore()).evaluate(result.targets, result.predictions)</w:t>
       </w:r>
       <w:r>
         <w:rPr>
           <w:rFonts w:ascii="宋体" w:hAnsi="宋体" w:eastAsia="宋体"/>
+          <w:color w:val="000000"/>
         </w:rPr>
         <w:br/>
       </w:r>
@@ -2060,6 +2241,7 @@
         <w:rPr>
           <w:rStyle w:val="BuiltInTok"/>
           <w:rFonts w:ascii="宋体" w:hAnsi="宋体" w:eastAsia="宋体"/>
+          <w:color w:val="000000"/>
         </w:rPr>
         <w:t xml:space="preserve">print</w:t>
       </w:r>
@@ -2067,6 +2249,7 @@
         <w:rPr>
           <w:rStyle w:val="NormalTok"/>
           <w:rFonts w:ascii="宋体" w:hAnsi="宋体" w:eastAsia="宋体"/>
+          <w:color w:val="000000"/>
         </w:rPr>
         <w:t xml:space="preserve">(metrics)</w:t>
       </w:r>
@@ -2080,6 +2263,7 @@
       <w:r>
         <w:rPr>
           <w:rFonts w:ascii="宋体" w:hAnsi="宋体" w:eastAsia="宋体"/>
+          <w:color w:val="000000"/>
         </w:rPr>
         <w:t xml:space="preserve">5. 查看输出</w:t>
       </w:r>
@@ -2093,12 +2277,14 @@
       <w:r>
         <w:rPr>
           <w:rFonts w:ascii="宋体" w:hAnsi="宋体" w:eastAsia="宋体"/>
+          <w:color w:val="000000"/>
         </w:rPr>
         <w:t xml:space="preserve">默认输出位于</w:t>
       </w:r>
       <w:r>
         <w:rPr>
           <w:rFonts w:ascii="宋体" w:hAnsi="宋体" w:eastAsia="宋体"/>
+          <w:color w:val="000000"/>
         </w:rPr>
         <w:t xml:space="preserve"> </w:t>
       </w:r>
@@ -2106,18 +2292,21 @@
         <w:rPr>
           <w:rStyle w:val="VerbatimChar"/>
           <w:rFonts w:ascii="宋体" w:hAnsi="宋体" w:eastAsia="宋体"/>
+          <w:color w:val="000000"/>
         </w:rPr>
         <w:t xml:space="preserve">outputs/examples/</w:t>
       </w:r>
       <w:r>
         <w:rPr>
           <w:rFonts w:ascii="宋体" w:hAnsi="宋体" w:eastAsia="宋体"/>
+          <w:color w:val="000000"/>
         </w:rPr>
         <w:t xml:space="preserve">。真实验收建议使用</w:t>
       </w:r>
       <w:r>
         <w:rPr>
           <w:rFonts w:ascii="宋体" w:hAnsi="宋体" w:eastAsia="宋体"/>
+          <w:color w:val="000000"/>
         </w:rPr>
         <w:t xml:space="preserve"> </w:t>
       </w:r>
@@ -2125,18 +2314,21 @@
         <w:rPr>
           <w:rStyle w:val="VerbatimChar"/>
           <w:rFonts w:ascii="宋体" w:hAnsi="宋体" w:eastAsia="宋体"/>
+          <w:color w:val="000000"/>
         </w:rPr>
         <w:t xml:space="preserve">tmp/</w:t>
       </w:r>
       <w:r>
         <w:rPr>
           <w:rFonts w:ascii="宋体" w:hAnsi="宋体" w:eastAsia="宋体"/>
+          <w:color w:val="000000"/>
         </w:rPr>
         <w:t xml:space="preserve"> </w:t>
       </w:r>
       <w:r>
         <w:rPr>
           <w:rFonts w:ascii="宋体" w:hAnsi="宋体" w:eastAsia="宋体"/>
+          <w:color w:val="000000"/>
         </w:rPr>
         <w:t xml:space="preserve">隔离：</w:t>
       </w:r>
@@ -2149,6 +2341,7 @@
         <w:rPr>
           <w:rStyle w:val="VariableTok"/>
           <w:rFonts w:ascii="宋体" w:hAnsi="宋体" w:eastAsia="宋体"/>
+          <w:color w:val="000000"/>
         </w:rPr>
         <w:t xml:space="preserve">BEARING_EXAMPLE_OUTPUT_ROOT</w:t>
       </w:r>
@@ -2156,6 +2349,7 @@
         <w:rPr>
           <w:rStyle w:val="OperatorTok"/>
           <w:rFonts w:ascii="宋体" w:hAnsi="宋体" w:eastAsia="宋体"/>
+          <w:color w:val="000000"/>
         </w:rPr>
         <w:t xml:space="preserve">=</w:t>
       </w:r>
@@ -2163,6 +2357,7 @@
         <w:rPr>
           <w:rStyle w:val="NormalTok"/>
           <w:rFonts w:ascii="宋体" w:hAnsi="宋体" w:eastAsia="宋体"/>
+          <w:color w:val="000000"/>
         </w:rPr>
         <w:t xml:space="preserve">tmp/my_run </w:t>
       </w:r>
@@ -2170,6 +2365,7 @@
         <w:rPr>
           <w:rStyle w:val="VariableTok"/>
           <w:rFonts w:ascii="宋体" w:hAnsi="宋体" w:eastAsia="宋体"/>
+          <w:color w:val="000000"/>
         </w:rPr>
         <w:t xml:space="preserve">BEARING_EXAMPLE_EPOCHS</w:t>
       </w:r>
@@ -2177,6 +2373,7 @@
         <w:rPr>
           <w:rStyle w:val="OperatorTok"/>
           <w:rFonts w:ascii="宋体" w:hAnsi="宋体" w:eastAsia="宋体"/>
+          <w:color w:val="000000"/>
         </w:rPr>
         <w:t xml:space="preserve">=</w:t>
       </w:r>
@@ -2184,6 +2381,7 @@
         <w:rPr>
           <w:rStyle w:val="NormalTok"/>
           <w:rFonts w:ascii="宋体" w:hAnsi="宋体" w:eastAsia="宋体"/>
+          <w:color w:val="000000"/>
         </w:rPr>
         <w:t xml:space="preserve">8 </w:t>
       </w:r>
@@ -2191,6 +2389,7 @@
         <w:rPr>
           <w:rStyle w:val="ExtensionTok"/>
           <w:rFonts w:ascii="宋体" w:hAnsi="宋体" w:eastAsia="宋体"/>
+          <w:color w:val="000000"/>
         </w:rPr>
         <w:t xml:space="preserve">uv</w:t>
       </w:r>
@@ -2198,6 +2397,7 @@
         <w:rPr>
           <w:rStyle w:val="NormalTok"/>
           <w:rFonts w:ascii="宋体" w:hAnsi="宋体" w:eastAsia="宋体"/>
+          <w:color w:val="000000"/>
         </w:rPr>
         <w:t xml:space="preserve"> run python my_script.py</w:t>
       </w:r>
@@ -2210,6 +2410,7 @@
       <w:r>
         <w:rPr>
           <w:rFonts w:ascii="宋体" w:hAnsi="宋体" w:eastAsia="宋体"/>
+          <w:color w:val="000000"/>
         </w:rPr>
         <w:t xml:space="preserve">5.1 常见输出文件说明</w:t>
       </w:r>
@@ -2244,6 +2445,7 @@
               <w:rPr>
                 <w:rFonts w:ascii="宋体" w:hAnsi="宋体" w:eastAsia="宋体"/>
                 <w:b/>
+                <w:color w:val="000000"/>
                 <w:sz w:val="21"/>
               </w:rPr>
               <w:t xml:space="preserve">文件</w:t>
@@ -2264,6 +2466,7 @@
               <w:rPr>
                 <w:rFonts w:ascii="宋体" w:hAnsi="宋体" w:eastAsia="宋体"/>
                 <w:b/>
+                <w:color w:val="000000"/>
                 <w:sz w:val="21"/>
               </w:rPr>
               <w:t xml:space="preserve">含义</w:t>
@@ -2284,6 +2487,7 @@
               <w:rPr>
                 <w:rFonts w:ascii="宋体" w:hAnsi="宋体" w:eastAsia="宋体"/>
                 <w:b/>
+                <w:color w:val="000000"/>
                 <w:sz w:val="21"/>
               </w:rPr>
               <w:t xml:space="preserve">建议查看方式</w:t>
@@ -2303,6 +2507,7 @@
               <w:rPr>
                 <w:rStyle w:val="VerbatimChar"/>
                 <w:rFonts w:ascii="宋体" w:hAnsi="宋体" w:eastAsia="宋体"/>
+                <w:color w:val="000000"/>
                 <w:sz w:val="21"/>
               </w:rPr>
               <w:t xml:space="preserve">history.csv</w:t>
@@ -2319,6 +2524,7 @@
             <w:r>
               <w:rPr>
                 <w:rFonts w:ascii="宋体" w:hAnsi="宋体" w:eastAsia="宋体"/>
+                <w:color w:val="000000"/>
                 <w:sz w:val="21"/>
               </w:rPr>
               <w:t xml:space="preserve">每个 epoch 的训练/验证损失</w:t>
@@ -2335,6 +2541,7 @@
             <w:r>
               <w:rPr>
                 <w:rFonts w:ascii="宋体" w:hAnsi="宋体" w:eastAsia="宋体"/>
+                <w:color w:val="000000"/>
                 <w:sz w:val="21"/>
               </w:rPr>
               <w:t xml:space="preserve">检查训练是否真实执行、是否出现异常震荡</w:t>
@@ -2354,6 +2561,7 @@
               <w:rPr>
                 <w:rStyle w:val="VerbatimChar"/>
                 <w:rFonts w:ascii="宋体" w:hAnsi="宋体" w:eastAsia="宋体"/>
+                <w:color w:val="000000"/>
                 <w:sz w:val="21"/>
               </w:rPr>
               <w:t xml:space="preserve">metrics.json</w:t>
@@ -2370,6 +2578,7 @@
             <w:r>
               <w:rPr>
                 <w:rFonts w:ascii="宋体" w:hAnsi="宋体" w:eastAsia="宋体"/>
+                <w:color w:val="000000"/>
                 <w:sz w:val="21"/>
               </w:rPr>
               <w:t xml:space="preserve">单次评估指标</w:t>
@@ -2386,6 +2595,7 @@
             <w:r>
               <w:rPr>
                 <w:rFonts w:ascii="宋体" w:hAnsi="宋体" w:eastAsia="宋体"/>
+                <w:color w:val="000000"/>
                 <w:sz w:val="21"/>
               </w:rPr>
               <w:t xml:space="preserve">查看 RMSE、MAE、R2、Score 等摘要</w:t>
@@ -2405,6 +2615,7 @@
               <w:rPr>
                 <w:rStyle w:val="VerbatimChar"/>
                 <w:rFonts w:ascii="宋体" w:hAnsi="宋体" w:eastAsia="宋体"/>
+                <w:color w:val="000000"/>
                 <w:sz w:val="21"/>
               </w:rPr>
               <w:t xml:space="preserve">predictions.csv</w:t>
@@ -2421,6 +2632,7 @@
             <w:r>
               <w:rPr>
                 <w:rFonts w:ascii="宋体" w:hAnsi="宋体" w:eastAsia="宋体"/>
+                <w:color w:val="000000"/>
                 <w:sz w:val="21"/>
               </w:rPr>
               <w:t xml:space="preserve">每个样本的真实 RUL 和预测 RUL</w:t>
@@ -2437,6 +2649,7 @@
             <w:r>
               <w:rPr>
                 <w:rFonts w:ascii="宋体" w:hAnsi="宋体" w:eastAsia="宋体"/>
+                <w:color w:val="000000"/>
                 <w:sz w:val="21"/>
               </w:rPr>
               <w:t xml:space="preserve">绘制预测曲线或误差分布</w:t>
@@ -2456,6 +2669,7 @@
               <w:rPr>
                 <w:rStyle w:val="VerbatimChar"/>
                 <w:rFonts w:ascii="宋体" w:hAnsi="宋体" w:eastAsia="宋体"/>
+                <w:color w:val="000000"/>
                 <w:sz w:val="21"/>
               </w:rPr>
               <w:t xml:space="preserve">comparison_metrics.csv</w:t>
@@ -2472,6 +2686,7 @@
             <w:r>
               <w:rPr>
                 <w:rFonts w:ascii="宋体" w:hAnsi="宋体" w:eastAsia="宋体"/>
+                <w:color w:val="000000"/>
                 <w:sz w:val="21"/>
               </w:rPr>
               <w:t xml:space="preserve">论文复现模型对比结果</w:t>
@@ -2488,6 +2703,7 @@
             <w:r>
               <w:rPr>
                 <w:rFonts w:ascii="宋体" w:hAnsi="宋体" w:eastAsia="宋体"/>
+                <w:color w:val="000000"/>
                 <w:sz w:val="21"/>
               </w:rPr>
               <w:t xml:space="preserve">比较 baseline 与改进模型的指标变化</w:t>
@@ -2506,6 +2722,7 @@
             <w:r>
               <w:rPr>
                 <w:rFonts w:ascii="宋体" w:hAnsi="宋体" w:eastAsia="宋体"/>
+                <w:color w:val="000000"/>
                 <w:sz w:val="21"/>
               </w:rPr>
               <w:t xml:space="preserve">特征导出 CSV</w:t>
@@ -2522,6 +2739,7 @@
             <w:r>
               <w:rPr>
                 <w:rFonts w:ascii="宋体" w:hAnsi="宋体" w:eastAsia="宋体"/>
+                <w:color w:val="000000"/>
                 <w:sz w:val="21"/>
               </w:rPr>
               <w:t xml:space="preserve">每个快照或窗口的特征值</w:t>
@@ -2538,6 +2756,7 @@
             <w:r>
               <w:rPr>
                 <w:rFonts w:ascii="宋体" w:hAnsi="宋体" w:eastAsia="宋体"/>
+                <w:color w:val="000000"/>
                 <w:sz w:val="21"/>
               </w:rPr>
               <w:t xml:space="preserve">分析 RMS、峭度、谱能量等趋势</w:t>
@@ -2555,12 +2774,14 @@
       <w:r>
         <w:rPr>
           <w:rFonts w:ascii="宋体" w:hAnsi="宋体" w:eastAsia="宋体"/>
+          <w:color w:val="000000"/>
         </w:rPr>
         <w:t xml:space="preserve">初学者建议先运行</w:t>
       </w:r>
       <w:r>
         <w:rPr>
           <w:rFonts w:ascii="宋体" w:hAnsi="宋体" w:eastAsia="宋体"/>
+          <w:color w:val="000000"/>
         </w:rPr>
         <w:t xml:space="preserve"> </w:t>
       </w:r>
@@ -2568,12 +2789,14 @@
         <w:rPr>
           <w:rStyle w:val="VerbatimChar"/>
           <w:rFonts w:ascii="宋体" w:hAnsi="宋体" w:eastAsia="宋体"/>
+          <w:color w:val="000000"/>
         </w:rPr>
         <w:t xml:space="preserve">00_generate_demo_datasets.ipynb</w:t>
       </w:r>
       <w:r>
         <w:rPr>
           <w:rFonts w:ascii="宋体" w:hAnsi="宋体" w:eastAsia="宋体"/>
+          <w:color w:val="000000"/>
         </w:rPr>
         <w:t xml:space="preserve">，再运行两个 loader overview notebook，确认数据结构后再进入训练 notebook。</w:t>
       </w:r>
@@ -2588,6 +2811,7 @@
       <w:r>
         <w:rPr>
           <w:rFonts w:ascii="宋体" w:hAnsi="宋体" w:eastAsia="宋体"/>
+          <w:color w:val="000000"/>
         </w:rPr>
         <w:t xml:space="preserve">6. 注意事项</w:t>
       </w:r>
@@ -2606,12 +2830,14 @@
         <w:rPr>
           <w:rStyle w:val="VerbatimChar"/>
           <w:rFonts w:ascii="宋体" w:hAnsi="宋体" w:eastAsia="宋体"/>
+          <w:color w:val="000000"/>
         </w:rPr>
         <w:t xml:space="preserve">tmp/</w:t>
       </w:r>
       <w:r>
         <w:rPr>
           <w:rFonts w:ascii="宋体" w:hAnsi="宋体" w:eastAsia="宋体"/>
+          <w:color w:val="000000"/>
         </w:rPr>
         <w:t xml:space="preserve">、</w:t>
       </w:r>
@@ -2619,24 +2845,28 @@
         <w:rPr>
           <w:rStyle w:val="VerbatimChar"/>
           <w:rFonts w:ascii="宋体" w:hAnsi="宋体" w:eastAsia="宋体"/>
+          <w:color w:val="000000"/>
         </w:rPr>
         <w:t xml:space="preserve">outputs/</w:t>
       </w:r>
       <w:r>
         <w:rPr>
           <w:rFonts w:ascii="宋体" w:hAnsi="宋体" w:eastAsia="宋体"/>
+          <w:color w:val="000000"/>
         </w:rPr>
         <w:t xml:space="preserve"> </w:t>
       </w:r>
       <w:r>
         <w:rPr>
           <w:rFonts w:ascii="宋体" w:hAnsi="宋体" w:eastAsia="宋体"/>
+          <w:color w:val="000000"/>
         </w:rPr>
         <w:t xml:space="preserve">和</w:t>
       </w:r>
       <w:r>
         <w:rPr>
           <w:rFonts w:ascii="宋体" w:hAnsi="宋体" w:eastAsia="宋体"/>
+          <w:color w:val="000000"/>
         </w:rPr>
         <w:t xml:space="preserve"> </w:t>
       </w:r>
@@ -2644,18 +2874,21 @@
         <w:rPr>
           <w:rStyle w:val="VerbatimChar"/>
           <w:rFonts w:ascii="宋体" w:hAnsi="宋体" w:eastAsia="宋体"/>
+          <w:color w:val="000000"/>
         </w:rPr>
         <w:t xml:space="preserve">data/external/</w:t>
       </w:r>
       <w:r>
         <w:rPr>
           <w:rFonts w:ascii="宋体" w:hAnsi="宋体" w:eastAsia="宋体"/>
+          <w:color w:val="000000"/>
         </w:rPr>
         <w:t xml:space="preserve"> </w:t>
       </w:r>
       <w:r>
         <w:rPr>
           <w:rFonts w:ascii="宋体" w:hAnsi="宋体" w:eastAsia="宋体"/>
+          <w:color w:val="000000"/>
         </w:rPr>
         <w:t xml:space="preserve">不应提交到仓库。</w:t>
       </w:r>
@@ -2673,6 +2906,7 @@
       <w:r>
         <w:rPr>
           <w:rFonts w:ascii="宋体" w:hAnsi="宋体" w:eastAsia="宋体"/>
+          <w:color w:val="000000"/>
         </w:rPr>
         <w:t xml:space="preserve">notebook 默认以小样本保证可运行；论文级完整数值复现需要更大样本、更长 epoch 和多随机种子。</w:t>
       </w:r>
@@ -2690,6 +2924,7 @@
       <w:r>
         <w:rPr>
           <w:rFonts w:ascii="宋体" w:hAnsi="宋体" w:eastAsia="宋体"/>
+          <w:color w:val="000000"/>
         </w:rPr>
         <w:t xml:space="preserve">本项目主线是 RUL 预测和预测性维护，不以离散故障识别作为结题重点。</w:t>
       </w:r>
@@ -2948,6 +3183,7 @@
     <w:qFormat/>
     <w:rPr>
       <w:rFonts w:ascii="宋体" w:hAnsi="宋体" w:eastAsia="宋体"/>
+      <w:color w:val="000000"/>
       <w:sz w:val="21"/>
     </w:rPr>
   </w:style>
@@ -2961,6 +3197,7 @@
     <w:qFormat/>
     <w:rPr>
       <w:rFonts w:ascii="宋体" w:hAnsi="宋体" w:eastAsia="宋体"/>
+      <w:color w:val="000000"/>
       <w:sz w:val="21"/>
     </w:rPr>
   </w:style>
@@ -2971,6 +3208,7 @@
     <w:qFormat/>
     <w:rPr>
       <w:rFonts w:ascii="宋体" w:hAnsi="宋体" w:eastAsia="宋体"/>
+      <w:color w:val="000000"/>
       <w:sz w:val="21"/>
     </w:rPr>
   </w:style>
@@ -2983,6 +3221,7 @@
     </w:pPr>
     <w:rPr>
       <w:rFonts w:ascii="宋体" w:hAnsi="宋体" w:eastAsia="宋体"/>
+      <w:color w:val="000000"/>
       <w:sz w:val="21"/>
     </w:rPr>
   </w:style>
@@ -3001,7 +3240,7 @@
       <w:rFonts w:asciiTheme="majorHAnsi" w:cstheme="majorBidi" w:eastAsiaTheme="majorEastAsia" w:hAnsiTheme="majorHAnsi" w:ascii="黑体" w:hAnsi="黑体" w:eastAsia="黑体"/>
       <w:b/>
       <w:bCs/>
-      <w:color w:themeColor="accent1" w:themeShade="B5" w:val="345A8A"/>
+      <w:color w:val="000000"/>
       <w:sz w:val="36"/>
       <w:szCs w:val="36"/>
     </w:rPr>
@@ -3018,6 +3257,7 @@
       <w:jc w:val="center"/>
     </w:pPr>
     <w:rPr>
+      <w:color w:val="000000"/>
       <w:sz w:val="30"/>
       <w:szCs w:val="30"/>
     </w:rPr>
@@ -3081,7 +3321,7 @@
       <w:rFonts w:asciiTheme="majorHAnsi" w:cstheme="majorBidi" w:eastAsiaTheme="majorEastAsia" w:hAnsiTheme="majorHAnsi" w:ascii="宋体" w:hAnsi="宋体" w:eastAsia="宋体"/>
       <w:b/>
       <w:bCs/>
-      <w:color w:themeColor="accent1" w:val="4F81BD"/>
+      <w:color w:val="000000"/>
       <w:sz w:val="48"/>
       <w:szCs w:val="32"/>
     </w:rPr>
@@ -3103,7 +3343,7 @@
       <w:rFonts w:asciiTheme="majorHAnsi" w:cstheme="majorBidi" w:eastAsiaTheme="majorEastAsia" w:hAnsiTheme="majorHAnsi" w:ascii="宋体" w:hAnsi="宋体" w:eastAsia="宋体"/>
       <w:b/>
       <w:bCs/>
-      <w:color w:themeColor="accent1" w:val="4F81BD"/>
+      <w:color w:val="000000"/>
       <w:sz w:val="36"/>
       <w:szCs w:val="28"/>
     </w:rPr>
@@ -3125,7 +3365,7 @@
       <w:rFonts w:asciiTheme="majorHAnsi" w:cstheme="majorBidi" w:eastAsiaTheme="majorEastAsia" w:hAnsiTheme="majorHAnsi" w:ascii="宋体" w:hAnsi="宋体" w:eastAsia="宋体"/>
       <w:b/>
       <w:bCs/>
-      <w:color w:themeColor="accent1" w:val="4F81BD"/>
+      <w:color w:val="000000"/>
       <w:sz w:val="27"/>
       <w:szCs w:val="24"/>
     </w:rPr>
@@ -3148,7 +3388,7 @@
       <w:i/>
       <w:b/>
       <w:bCs/>
-      <w:color w:themeColor="accent1" w:val="4F81BD"/>
+      <w:color w:val="000000"/>
       <w:sz w:val="24"/>
       <w:szCs w:val="24"/>
     </w:rPr>
@@ -3167,10 +3407,11 @@
       <w:outlineLvl w:val="4"/>
     </w:pPr>
     <w:rPr>
-      <w:rFonts w:asciiTheme="majorHAnsi" w:cstheme="majorBidi" w:eastAsiaTheme="majorEastAsia" w:hAnsiTheme="majorHAnsi"/>
+      <w:rFonts w:asciiTheme="majorHAnsi" w:cstheme="majorBidi" w:eastAsiaTheme="majorEastAsia" w:hAnsiTheme="majorHAnsi" w:ascii="宋体" w:hAnsi="宋体" w:eastAsia="宋体"/>
+      <w:b/>
       <w:iCs/>
-      <w:color w:themeColor="accent1" w:val="4F81BD"/>
-      <w:sz w:val="24"/>
+      <w:color w:val="000000"/>
+      <w:sz w:val="21"/>
       <w:szCs w:val="24"/>
     </w:rPr>
   </w:style>
@@ -3188,9 +3429,10 @@
       <w:outlineLvl w:val="5"/>
     </w:pPr>
     <w:rPr>
-      <w:rFonts w:asciiTheme="majorHAnsi" w:cstheme="majorBidi" w:eastAsiaTheme="majorEastAsia" w:hAnsiTheme="majorHAnsi"/>
-      <w:color w:themeColor="accent1" w:val="4F81BD"/>
-      <w:sz w:val="24"/>
+      <w:rFonts w:asciiTheme="majorHAnsi" w:cstheme="majorBidi" w:eastAsiaTheme="majorEastAsia" w:hAnsiTheme="majorHAnsi" w:ascii="宋体" w:hAnsi="宋体" w:eastAsia="宋体"/>
+      <w:b/>
+      <w:color w:val="000000"/>
+      <w:sz w:val="21"/>
       <w:szCs w:val="24"/>
     </w:rPr>
   </w:style>
@@ -3208,9 +3450,10 @@
       <w:outlineLvl w:val="6"/>
     </w:pPr>
     <w:rPr>
-      <w:rFonts w:asciiTheme="majorHAnsi" w:cstheme="majorBidi" w:eastAsiaTheme="majorEastAsia" w:hAnsiTheme="majorHAnsi"/>
-      <w:color w:themeColor="accent1" w:val="4F81BD"/>
-      <w:sz w:val="24"/>
+      <w:rFonts w:asciiTheme="majorHAnsi" w:cstheme="majorBidi" w:eastAsiaTheme="majorEastAsia" w:hAnsiTheme="majorHAnsi" w:ascii="宋体" w:hAnsi="宋体" w:eastAsia="宋体"/>
+      <w:b/>
+      <w:color w:val="000000"/>
+      <w:sz w:val="21"/>
       <w:szCs w:val="24"/>
     </w:rPr>
   </w:style>
@@ -3228,9 +3471,10 @@
       <w:outlineLvl w:val="7"/>
     </w:pPr>
     <w:rPr>
-      <w:rFonts w:asciiTheme="majorHAnsi" w:cstheme="majorBidi" w:eastAsiaTheme="majorEastAsia" w:hAnsiTheme="majorHAnsi"/>
-      <w:color w:themeColor="accent1" w:val="4F81BD"/>
-      <w:sz w:val="24"/>
+      <w:rFonts w:asciiTheme="majorHAnsi" w:cstheme="majorBidi" w:eastAsiaTheme="majorEastAsia" w:hAnsiTheme="majorHAnsi" w:ascii="宋体" w:hAnsi="宋体" w:eastAsia="宋体"/>
+      <w:b/>
+      <w:color w:val="000000"/>
+      <w:sz w:val="21"/>
       <w:szCs w:val="24"/>
     </w:rPr>
   </w:style>
@@ -3248,9 +3492,10 @@
       <w:outlineLvl w:val="8"/>
     </w:pPr>
     <w:rPr>
-      <w:rFonts w:asciiTheme="majorHAnsi" w:cstheme="majorBidi" w:eastAsiaTheme="majorEastAsia" w:hAnsiTheme="majorHAnsi"/>
-      <w:color w:themeColor="accent1" w:val="4F81BD"/>
-      <w:sz w:val="24"/>
+      <w:rFonts w:asciiTheme="majorHAnsi" w:cstheme="majorBidi" w:eastAsiaTheme="majorEastAsia" w:hAnsiTheme="majorHAnsi" w:ascii="宋体" w:hAnsi="宋体" w:eastAsia="宋体"/>
+      <w:b/>
+      <w:color w:val="000000"/>
+      <w:sz w:val="21"/>
       <w:szCs w:val="24"/>
     </w:rPr>
   </w:style>
@@ -3388,7 +3633,7 @@
     <w:name w:val="Hyperlink"/>
     <w:basedOn w:val="BodyTextChar"/>
     <w:rPr>
-      <w:color w:themeColor="accent1" w:val="4F81BD"/>
+      <w:color w:val="000000"/>
     </w:rPr>
   </w:style>
   <w:style w:styleId="TOCHeading" w:type="paragraph">
@@ -3406,7 +3651,7 @@
       <w:rFonts w:asciiTheme="majorHAnsi" w:cstheme="majorBidi" w:eastAsiaTheme="majorEastAsia" w:hAnsiTheme="majorHAnsi"/>
       <w:b w:val="0"/>
       <w:bCs w:val="0"/>
-      <w:color w:themeColor="accent1" w:themeShade="BF" w:val="365F91"/>
+      <w:color w:val="000000"/>
     </w:rPr>
   </w:style>
   <w:style w:type="paragraph" w:customStyle="1" w:styleId="SourceCode">

--- a/docx/final/16_用户使用手册.docx
+++ b/docx/final/16_用户使用手册.docx
@@ -2383,7 +2383,7 @@
           <w:rFonts w:ascii="宋体" w:hAnsi="宋体" w:eastAsia="宋体"/>
           <w:color w:val="000000"/>
         </w:rPr>
-        <w:t xml:space="preserve">8 </w:t>
+        <w:t xml:space="preserve">50 </w:t>
       </w:r>
       <w:r>
         <w:rPr>
@@ -2908,7 +2908,36 @@
           <w:rFonts w:ascii="宋体" w:hAnsi="宋体" w:eastAsia="宋体"/>
           <w:color w:val="000000"/>
         </w:rPr>
-        <w:t xml:space="preserve">notebook 默认以小样本保证可运行；论文级完整数值复现需要更大样本、更长 epoch 和多随机种子。</w:t>
+        <w:t xml:space="preserve">notebook 默认以 smoke 规模保证可运行；正式复现请使用</w:t>
+      </w:r>
+      <w:r>
+        <w:rPr>
+          <w:rFonts w:ascii="宋体" w:hAnsi="宋体" w:eastAsia="宋体"/>
+          <w:color w:val="000000"/>
+        </w:rPr>
+        <w:t xml:space="preserve"> </w:t>
+      </w:r>
+      <w:r>
+        <w:rPr>
+          <w:rStyle w:val="VerbatimChar"/>
+          <w:rFonts w:ascii="宋体" w:hAnsi="宋体" w:eastAsia="宋体"/>
+          <w:color w:val="000000"/>
+        </w:rPr>
+        <w:t xml:space="preserve">scripts/run_formal_paper_reproductions.py</w:t>
+      </w:r>
+      <w:r>
+        <w:rPr>
+          <w:rFonts w:ascii="宋体" w:hAnsi="宋体" w:eastAsia="宋体"/>
+          <w:color w:val="000000"/>
+        </w:rPr>
+        <w:t xml:space="preserve"> </w:t>
+      </w:r>
+      <w:r>
+        <w:rPr>
+          <w:rFonts w:ascii="宋体" w:hAnsi="宋体" w:eastAsia="宋体"/>
+          <w:color w:val="000000"/>
+        </w:rPr>
+        <w:t xml:space="preserve">的 50 epoch workflow，论文级完整数值仍需要全量样本和多随机种子。</w:t>
       </w:r>
     </w:p>
     <w:p>
